--- a/lessons/6-1/readiness/practice.docx
+++ b/lessons/6-1/readiness/practice.docx
@@ -86,7 +86,1259 @@
     </w:p>
     <w:p>
       <w:pPr>
-        <w:spacing w:after="120" w:before="0"/>
+        <w:spacing w:after="60" w:before="120"/>
+      </w:pPr>
+      <w:r>
+        <w:rPr>
+          <w:b/>
+          <w:bCs/>
+          <w:color w:val="0F2B3C"/>
+          <w:sz w:val="24"/>
+          <w:szCs w:val="24"/>
+        </w:rPr>
+        <w:t xml:space="preserve">Vocabulary Anchor Box</w:t>
+      </w:r>
+    </w:p>
+    <w:tbl>
+      <w:tblPr>
+        <w:tblW w:type="dxa" w:w="9360"/>
+        <w:tblBorders>
+          <w:top w:val="single" w:color="C7D2DD" w:sz="6"/>
+          <w:left w:val="single" w:color="C7D2DD" w:sz="6"/>
+          <w:bottom w:val="single" w:color="C7D2DD" w:sz="6"/>
+          <w:right w:val="single" w:color="C7D2DD" w:sz="6"/>
+          <w:insideH w:val="single" w:color="C7D2DD" w:sz="6"/>
+          <w:insideV w:val="single" w:color="C7D2DD" w:sz="6"/>
+        </w:tblBorders>
+      </w:tblPr>
+      <w:tblGrid>
+        <w:gridCol w:w="1800"/>
+        <w:gridCol w:w="3160"/>
+        <w:gridCol w:w="2200"/>
+        <w:gridCol w:w="2200"/>
+      </w:tblGrid>
+      <w:tr>
+        <w:trPr>
+          <w:cantSplit/>
+          <w:tblHeader/>
+        </w:trPr>
+        <w:tc>
+          <w:tcPr>
+            <w:tcW w:type="dxa" w:w="1800"/>
+            <w:shd w:fill="EEF4F8" w:color="auto" w:val="clear"/>
+            <w:tcMar>
+              <w:top w:type="dxa" w:w="60"/>
+              <w:left w:type="dxa" w:w="100"/>
+              <w:bottom w:type="dxa" w:w="60"/>
+              <w:right w:type="dxa" w:w="100"/>
+            </w:tcMar>
+          </w:tcPr>
+          <w:p>
+            <w:pPr>
+              <w:spacing w:after="0" w:before="0"/>
+            </w:pPr>
+            <w:r>
+              <w:rPr>
+                <w:b/>
+                <w:bCs/>
+                <w:color w:val="0F2B3C"/>
+                <w:sz w:val="18"/>
+                <w:szCs w:val="18"/>
+              </w:rPr>
+              <w:t xml:space="preserve">Concept Term</w:t>
+            </w:r>
+          </w:p>
+        </w:tc>
+        <w:tc>
+          <w:tcPr>
+            <w:tcW w:type="dxa" w:w="3160"/>
+            <w:shd w:fill="EEF4F8" w:color="auto" w:val="clear"/>
+            <w:tcMar>
+              <w:top w:type="dxa" w:w="60"/>
+              <w:left w:type="dxa" w:w="100"/>
+              <w:bottom w:type="dxa" w:w="60"/>
+              <w:right w:type="dxa" w:w="100"/>
+            </w:tcMar>
+          </w:tcPr>
+          <w:p>
+            <w:pPr>
+              <w:spacing w:after="0" w:before="0"/>
+            </w:pPr>
+            <w:r>
+              <w:rPr>
+                <w:b/>
+                <w:bCs/>
+                <w:color w:val="0F2B3C"/>
+                <w:sz w:val="18"/>
+                <w:szCs w:val="18"/>
+              </w:rPr>
+              <w:t xml:space="preserve">Student-Friendly Definition</w:t>
+            </w:r>
+          </w:p>
+        </w:tc>
+        <w:tc>
+          <w:tcPr>
+            <w:tcW w:type="dxa" w:w="2200"/>
+            <w:shd w:fill="EEF4F8" w:color="auto" w:val="clear"/>
+            <w:tcMar>
+              <w:top w:type="dxa" w:w="60"/>
+              <w:left w:type="dxa" w:w="100"/>
+              <w:bottom w:type="dxa" w:w="60"/>
+              <w:right w:type="dxa" w:w="100"/>
+            </w:tcMar>
+          </w:tcPr>
+          <w:p>
+            <w:pPr>
+              <w:spacing w:after="0" w:before="0"/>
+            </w:pPr>
+            <w:r>
+              <w:rPr>
+                <w:b/>
+                <w:bCs/>
+                <w:color w:val="0F2B3C"/>
+                <w:sz w:val="18"/>
+                <w:szCs w:val="18"/>
+              </w:rPr>
+              <w:t xml:space="preserve">Non-Example</w:t>
+            </w:r>
+          </w:p>
+        </w:tc>
+        <w:tc>
+          <w:tcPr>
+            <w:tcW w:type="dxa" w:w="2200"/>
+            <w:shd w:fill="EEF4F8" w:color="auto" w:val="clear"/>
+            <w:tcMar>
+              <w:top w:type="dxa" w:w="60"/>
+              <w:left w:type="dxa" w:w="100"/>
+              <w:bottom w:type="dxa" w:w="60"/>
+              <w:right w:type="dxa" w:w="100"/>
+            </w:tcMar>
+          </w:tcPr>
+          <w:p>
+            <w:pPr>
+              <w:spacing w:after="0" w:before="0"/>
+            </w:pPr>
+            <w:r>
+              <w:rPr>
+                <w:b/>
+                <w:bCs/>
+                <w:color w:val="0F2B3C"/>
+                <w:sz w:val="18"/>
+                <w:szCs w:val="18"/>
+              </w:rPr>
+              <w:t xml:space="preserve">Visual Clue</w:t>
+            </w:r>
+          </w:p>
+        </w:tc>
+      </w:tr>
+      <w:tr>
+        <w:trPr>
+          <w:cantSplit/>
+        </w:trPr>
+        <w:tc>
+          <w:tcPr>
+            <w:tcW w:type="dxa" w:w="1800"/>
+            <w:tcMar>
+              <w:top w:type="dxa" w:w="60"/>
+              <w:left w:type="dxa" w:w="100"/>
+              <w:bottom w:type="dxa" w:w="60"/>
+              <w:right w:type="dxa" w:w="100"/>
+            </w:tcMar>
+            <w:vAlign w:val="top"/>
+          </w:tcPr>
+          <w:p>
+            <w:pPr>
+              <w:spacing w:after="20" w:before="0"/>
+            </w:pPr>
+            <w:r>
+              <w:rPr>
+                <w:b/>
+                <w:bCs/>
+                <w:color w:val="0F2B3C"/>
+                <w:sz w:val="20"/>
+                <w:szCs w:val="20"/>
+              </w:rPr>
+              <w:t xml:space="preserve">Division of Fractions</w:t>
+            </w:r>
+          </w:p>
+          <w:p>
+            <w:pPr>
+              <w:spacing w:after="0" w:before="0"/>
+            </w:pPr>
+            <w:r>
+              <w:rPr>
+                <w:i/>
+                <w:iCs/>
+                <w:color w:val="5E6E7E"/>
+                <w:sz w:val="18"/>
+                <w:szCs w:val="18"/>
+              </w:rPr>
+              <w:t xml:space="preserve">División de fracciones</w:t>
+            </w:r>
+          </w:p>
+        </w:tc>
+        <w:tc>
+          <w:tcPr>
+            <w:tcW w:type="dxa" w:w="3160"/>
+            <w:tcMar>
+              <w:top w:type="dxa" w:w="60"/>
+              <w:left w:type="dxa" w:w="100"/>
+              <w:bottom w:type="dxa" w:w="60"/>
+              <w:right w:type="dxa" w:w="100"/>
+            </w:tcMar>
+            <w:vAlign w:val="top"/>
+          </w:tcPr>
+          <w:p>
+            <w:pPr>
+              <w:spacing w:after="0" w:before="0"/>
+            </w:pPr>
+            <w:r>
+              <w:rPr>
+                <w:sz w:val="19"/>
+                <w:szCs w:val="19"/>
+              </w:rPr>
+              <w:t xml:space="preserve">Finding how many groups of one fraction fit inside another amount.</w:t>
+            </w:r>
+          </w:p>
+        </w:tc>
+        <w:tc>
+          <w:tcPr>
+            <w:tcW w:type="dxa" w:w="2200"/>
+            <w:tcMar>
+              <w:top w:type="dxa" w:w="60"/>
+              <w:left w:type="dxa" w:w="100"/>
+              <w:bottom w:type="dxa" w:w="60"/>
+              <w:right w:type="dxa" w:w="100"/>
+            </w:tcMar>
+            <w:vAlign w:val="top"/>
+          </w:tcPr>
+          <w:p>
+            <w:pPr>
+              <w:spacing w:after="30" w:before="0"/>
+            </w:pPr>
+            <w:r>
+              <w:rPr>
+                <w:i/>
+                <w:iCs/>
+                <w:color w:val="5E6E7E"/>
+                <w:sz w:val="18"/>
+                <w:szCs w:val="18"/>
+              </w:rPr>
+              <w:t xml:space="preserve">Not Division of Fractions: write a counter-example that does not fit the rule.</w:t>
+            </w:r>
+          </w:p>
+          <w:p>
+            <w:pPr>
+              <w:spacing w:after="50" w:before="0"/>
+            </w:pPr>
+            <w:r>
+              <w:rPr>
+                <w:color w:val="BBBBBB"/>
+                <w:sz w:val="18"/>
+                <w:szCs w:val="18"/>
+              </w:rPr>
+              <w:t xml:space="preserve">____________________________</w:t>
+            </w:r>
+          </w:p>
+        </w:tc>
+        <w:tc>
+          <w:tcPr>
+            <w:tcW w:type="dxa" w:w="2200"/>
+            <w:tcMar>
+              <w:top w:type="dxa" w:w="60"/>
+              <w:left w:type="dxa" w:w="100"/>
+              <w:bottom w:type="dxa" w:w="60"/>
+              <w:right w:type="dxa" w:w="100"/>
+            </w:tcMar>
+            <w:vAlign w:val="top"/>
+          </w:tcPr>
+          <w:p>
+            <w:pPr>
+              <w:spacing w:after="0" w:before="0"/>
+            </w:pPr>
+            <w:r>
+              <w:rPr>
+                <w:i/>
+                <w:iCs/>
+                <w:color w:val="5E6E7E"/>
+                <w:sz w:val="18"/>
+                <w:szCs w:val="18"/>
+              </w:rPr>
+              <w:t xml:space="preserve">3 ÷ 1/2 asks how many halves fit in 3; the answer is 6.</w:t>
+            </w:r>
+          </w:p>
+        </w:tc>
+      </w:tr>
+      <w:tr>
+        <w:trPr>
+          <w:cantSplit/>
+        </w:trPr>
+        <w:tc>
+          <w:tcPr>
+            <w:tcW w:type="dxa" w:w="1800"/>
+            <w:tcMar>
+              <w:top w:type="dxa" w:w="60"/>
+              <w:left w:type="dxa" w:w="100"/>
+              <w:bottom w:type="dxa" w:w="60"/>
+              <w:right w:type="dxa" w:w="100"/>
+            </w:tcMar>
+            <w:vAlign w:val="top"/>
+          </w:tcPr>
+          <w:p>
+            <w:pPr>
+              <w:spacing w:after="20" w:before="0"/>
+            </w:pPr>
+            <w:r>
+              <w:rPr>
+                <w:b/>
+                <w:bCs/>
+                <w:color w:val="0F2B3C"/>
+                <w:sz w:val="20"/>
+                <w:szCs w:val="20"/>
+              </w:rPr>
+              <w:t xml:space="preserve">Reciprocal</w:t>
+            </w:r>
+          </w:p>
+          <w:p>
+            <w:pPr>
+              <w:spacing w:after="0" w:before="0"/>
+            </w:pPr>
+            <w:r>
+              <w:rPr>
+                <w:i/>
+                <w:iCs/>
+                <w:color w:val="5E6E7E"/>
+                <w:sz w:val="18"/>
+                <w:szCs w:val="18"/>
+              </w:rPr>
+              <w:t xml:space="preserve">Recíproco</w:t>
+            </w:r>
+          </w:p>
+        </w:tc>
+        <w:tc>
+          <w:tcPr>
+            <w:tcW w:type="dxa" w:w="3160"/>
+            <w:tcMar>
+              <w:top w:type="dxa" w:w="60"/>
+              <w:left w:type="dxa" w:w="100"/>
+              <w:bottom w:type="dxa" w:w="60"/>
+              <w:right w:type="dxa" w:w="100"/>
+            </w:tcMar>
+            <w:vAlign w:val="top"/>
+          </w:tcPr>
+          <w:p>
+            <w:pPr>
+              <w:spacing w:after="0" w:before="0"/>
+            </w:pPr>
+            <w:r>
+              <w:rPr>
+                <w:sz w:val="19"/>
+                <w:szCs w:val="19"/>
+              </w:rPr>
+              <w:t xml:space="preserve">A fraction turned upside down.</w:t>
+            </w:r>
+          </w:p>
+        </w:tc>
+        <w:tc>
+          <w:tcPr>
+            <w:tcW w:type="dxa" w:w="2200"/>
+            <w:tcMar>
+              <w:top w:type="dxa" w:w="60"/>
+              <w:left w:type="dxa" w:w="100"/>
+              <w:bottom w:type="dxa" w:w="60"/>
+              <w:right w:type="dxa" w:w="100"/>
+            </w:tcMar>
+            <w:vAlign w:val="top"/>
+          </w:tcPr>
+          <w:p>
+            <w:pPr>
+              <w:spacing w:after="30" w:before="0"/>
+            </w:pPr>
+            <w:r>
+              <w:rPr>
+                <w:i/>
+                <w:iCs/>
+                <w:color w:val="5E6E7E"/>
+                <w:sz w:val="18"/>
+                <w:szCs w:val="18"/>
+              </w:rPr>
+              <w:t xml:space="preserve">Not Reciprocal: write a counter-example that does not fit the rule.</w:t>
+            </w:r>
+          </w:p>
+          <w:p>
+            <w:pPr>
+              <w:spacing w:after="50" w:before="0"/>
+            </w:pPr>
+            <w:r>
+              <w:rPr>
+                <w:color w:val="BBBBBB"/>
+                <w:sz w:val="18"/>
+                <w:szCs w:val="18"/>
+              </w:rPr>
+              <w:t xml:space="preserve">____________________________</w:t>
+            </w:r>
+          </w:p>
+        </w:tc>
+        <w:tc>
+          <w:tcPr>
+            <w:tcW w:type="dxa" w:w="2200"/>
+            <w:tcMar>
+              <w:top w:type="dxa" w:w="60"/>
+              <w:left w:type="dxa" w:w="100"/>
+              <w:bottom w:type="dxa" w:w="60"/>
+              <w:right w:type="dxa" w:w="100"/>
+            </w:tcMar>
+            <w:vAlign w:val="top"/>
+          </w:tcPr>
+          <w:p>
+            <w:pPr>
+              <w:spacing w:after="0" w:before="0"/>
+            </w:pPr>
+            <w:r>
+              <w:rPr>
+                <w:i/>
+                <w:iCs/>
+                <w:color w:val="5E6E7E"/>
+                <w:sz w:val="18"/>
+                <w:szCs w:val="18"/>
+              </w:rPr>
+              <w:t xml:space="preserve">The reciprocal of 1/4 is 4/1 = 4. A whole number like 3 is 3/1, so its reciprocal is 1/3.</w:t>
+            </w:r>
+          </w:p>
+        </w:tc>
+      </w:tr>
+      <w:tr>
+        <w:trPr>
+          <w:cantSplit/>
+        </w:trPr>
+        <w:tc>
+          <w:tcPr>
+            <w:tcW w:type="dxa" w:w="1800"/>
+            <w:tcMar>
+              <w:top w:type="dxa" w:w="60"/>
+              <w:left w:type="dxa" w:w="100"/>
+              <w:bottom w:type="dxa" w:w="60"/>
+              <w:right w:type="dxa" w:w="100"/>
+            </w:tcMar>
+            <w:vAlign w:val="top"/>
+          </w:tcPr>
+          <w:p>
+            <w:pPr>
+              <w:spacing w:after="20" w:before="0"/>
+            </w:pPr>
+            <w:r>
+              <w:rPr>
+                <w:b/>
+                <w:bCs/>
+                <w:color w:val="0F2B3C"/>
+                <w:sz w:val="20"/>
+                <w:szCs w:val="20"/>
+              </w:rPr>
+              <w:t xml:space="preserve">Quotient</w:t>
+            </w:r>
+          </w:p>
+          <w:p>
+            <w:pPr>
+              <w:spacing w:after="0" w:before="0"/>
+            </w:pPr>
+            <w:r>
+              <w:rPr>
+                <w:i/>
+                <w:iCs/>
+                <w:color w:val="5E6E7E"/>
+                <w:sz w:val="18"/>
+                <w:szCs w:val="18"/>
+              </w:rPr>
+              <w:t xml:space="preserve">Cociente</w:t>
+            </w:r>
+          </w:p>
+        </w:tc>
+        <w:tc>
+          <w:tcPr>
+            <w:tcW w:type="dxa" w:w="3160"/>
+            <w:tcMar>
+              <w:top w:type="dxa" w:w="60"/>
+              <w:left w:type="dxa" w:w="100"/>
+              <w:bottom w:type="dxa" w:w="60"/>
+              <w:right w:type="dxa" w:w="100"/>
+            </w:tcMar>
+            <w:vAlign w:val="top"/>
+          </w:tcPr>
+          <w:p>
+            <w:pPr>
+              <w:spacing w:after="0" w:before="0"/>
+            </w:pPr>
+            <w:r>
+              <w:rPr>
+                <w:sz w:val="19"/>
+                <w:szCs w:val="19"/>
+              </w:rPr>
+              <w:t xml:space="preserve">The answer when you divide.</w:t>
+            </w:r>
+          </w:p>
+        </w:tc>
+        <w:tc>
+          <w:tcPr>
+            <w:tcW w:type="dxa" w:w="2200"/>
+            <w:tcMar>
+              <w:top w:type="dxa" w:w="60"/>
+              <w:left w:type="dxa" w:w="100"/>
+              <w:bottom w:type="dxa" w:w="60"/>
+              <w:right w:type="dxa" w:w="100"/>
+            </w:tcMar>
+            <w:vAlign w:val="top"/>
+          </w:tcPr>
+          <w:p>
+            <w:pPr>
+              <w:spacing w:after="30" w:before="0"/>
+            </w:pPr>
+            <w:r>
+              <w:rPr>
+                <w:i/>
+                <w:iCs/>
+                <w:color w:val="5E6E7E"/>
+                <w:sz w:val="18"/>
+                <w:szCs w:val="18"/>
+              </w:rPr>
+              <w:t xml:space="preserve">Not Quotient: write a counter-example that does not fit the rule.</w:t>
+            </w:r>
+          </w:p>
+          <w:p>
+            <w:pPr>
+              <w:spacing w:after="50" w:before="0"/>
+            </w:pPr>
+            <w:r>
+              <w:rPr>
+                <w:color w:val="BBBBBB"/>
+                <w:sz w:val="18"/>
+                <w:szCs w:val="18"/>
+              </w:rPr>
+              <w:t xml:space="preserve">____________________________</w:t>
+            </w:r>
+          </w:p>
+        </w:tc>
+        <w:tc>
+          <w:tcPr>
+            <w:tcW w:type="dxa" w:w="2200"/>
+            <w:tcMar>
+              <w:top w:type="dxa" w:w="60"/>
+              <w:left w:type="dxa" w:w="100"/>
+              <w:bottom w:type="dxa" w:w="60"/>
+              <w:right w:type="dxa" w:w="100"/>
+            </w:tcMar>
+            <w:vAlign w:val="top"/>
+          </w:tcPr>
+          <w:p>
+            <w:pPr>
+              <w:spacing w:after="0" w:before="0"/>
+            </w:pPr>
+            <w:r>
+              <w:rPr>
+                <w:i/>
+                <w:iCs/>
+                <w:color w:val="5E6E7E"/>
+                <w:sz w:val="18"/>
+                <w:szCs w:val="18"/>
+              </w:rPr>
+              <w:t xml:space="preserve">In 3 ÷ 1/4 = 12, the quotient is 12 — there are 12 quarter-size pieces in 3</w:t>
+            </w:r>
+          </w:p>
+        </w:tc>
+      </w:tr>
+      <w:tr>
+        <w:trPr>
+          <w:cantSplit/>
+        </w:trPr>
+        <w:tc>
+          <w:tcPr>
+            <w:tcW w:type="dxa" w:w="1800"/>
+            <w:tcMar>
+              <w:top w:type="dxa" w:w="60"/>
+              <w:left w:type="dxa" w:w="100"/>
+              <w:bottom w:type="dxa" w:w="60"/>
+              <w:right w:type="dxa" w:w="100"/>
+            </w:tcMar>
+            <w:vAlign w:val="top"/>
+          </w:tcPr>
+          <w:p>
+            <w:pPr>
+              <w:spacing w:after="20" w:before="0"/>
+            </w:pPr>
+            <w:r>
+              <w:rPr>
+                <w:b/>
+                <w:bCs/>
+                <w:color w:val="0F2B3C"/>
+                <w:sz w:val="20"/>
+                <w:szCs w:val="20"/>
+              </w:rPr>
+              <w:t xml:space="preserve">Dividend</w:t>
+            </w:r>
+          </w:p>
+          <w:p>
+            <w:pPr>
+              <w:spacing w:after="0" w:before="0"/>
+            </w:pPr>
+            <w:r>
+              <w:rPr>
+                <w:i/>
+                <w:iCs/>
+                <w:color w:val="5E6E7E"/>
+                <w:sz w:val="18"/>
+                <w:szCs w:val="18"/>
+              </w:rPr>
+              <w:t xml:space="preserve">Dividendo</w:t>
+            </w:r>
+          </w:p>
+        </w:tc>
+        <w:tc>
+          <w:tcPr>
+            <w:tcW w:type="dxa" w:w="3160"/>
+            <w:tcMar>
+              <w:top w:type="dxa" w:w="60"/>
+              <w:left w:type="dxa" w:w="100"/>
+              <w:bottom w:type="dxa" w:w="60"/>
+              <w:right w:type="dxa" w:w="100"/>
+            </w:tcMar>
+            <w:vAlign w:val="top"/>
+          </w:tcPr>
+          <w:p>
+            <w:pPr>
+              <w:spacing w:after="0" w:before="0"/>
+            </w:pPr>
+            <w:r>
+              <w:rPr>
+                <w:sz w:val="19"/>
+                <w:szCs w:val="19"/>
+              </w:rPr>
+              <w:t xml:space="preserve">The total number being divided into equal groups (the number inside the division bracket).</w:t>
+            </w:r>
+          </w:p>
+        </w:tc>
+        <w:tc>
+          <w:tcPr>
+            <w:tcW w:type="dxa" w:w="2200"/>
+            <w:tcMar>
+              <w:top w:type="dxa" w:w="60"/>
+              <w:left w:type="dxa" w:w="100"/>
+              <w:bottom w:type="dxa" w:w="60"/>
+              <w:right w:type="dxa" w:w="100"/>
+            </w:tcMar>
+            <w:vAlign w:val="top"/>
+          </w:tcPr>
+          <w:p>
+            <w:pPr>
+              <w:spacing w:after="30" w:before="0"/>
+            </w:pPr>
+            <w:r>
+              <w:rPr>
+                <w:i/>
+                <w:iCs/>
+                <w:color w:val="5E6E7E"/>
+                <w:sz w:val="18"/>
+                <w:szCs w:val="18"/>
+              </w:rPr>
+              <w:t xml:space="preserve">Not Dividend: write a counter-example that does not fit the rule.</w:t>
+            </w:r>
+          </w:p>
+          <w:p>
+            <w:pPr>
+              <w:spacing w:after="50" w:before="0"/>
+            </w:pPr>
+            <w:r>
+              <w:rPr>
+                <w:color w:val="BBBBBB"/>
+                <w:sz w:val="18"/>
+                <w:szCs w:val="18"/>
+              </w:rPr>
+              <w:t xml:space="preserve">____________________________</w:t>
+            </w:r>
+          </w:p>
+        </w:tc>
+        <w:tc>
+          <w:tcPr>
+            <w:tcW w:type="dxa" w:w="2200"/>
+            <w:tcMar>
+              <w:top w:type="dxa" w:w="60"/>
+              <w:left w:type="dxa" w:w="100"/>
+              <w:bottom w:type="dxa" w:w="60"/>
+              <w:right w:type="dxa" w:w="100"/>
+            </w:tcMar>
+            <w:vAlign w:val="top"/>
+          </w:tcPr>
+          <w:p>
+            <w:pPr>
+              <w:spacing w:after="0" w:before="0"/>
+            </w:pPr>
+            <w:r>
+              <w:rPr>
+                <w:i/>
+                <w:iCs/>
+                <w:color w:val="5E6E7E"/>
+                <w:sz w:val="18"/>
+                <w:szCs w:val="18"/>
+              </w:rPr>
+              <w:t xml:space="preserve">In 3 ÷ 1/4 = 12, the dividend is 3 — it is the total being split</w:t>
+            </w:r>
+          </w:p>
+        </w:tc>
+      </w:tr>
+      <w:tr>
+        <w:trPr>
+          <w:cantSplit/>
+        </w:trPr>
+        <w:tc>
+          <w:tcPr>
+            <w:tcW w:type="dxa" w:w="1800"/>
+            <w:tcMar>
+              <w:top w:type="dxa" w:w="60"/>
+              <w:left w:type="dxa" w:w="100"/>
+              <w:bottom w:type="dxa" w:w="60"/>
+              <w:right w:type="dxa" w:w="100"/>
+            </w:tcMar>
+            <w:vAlign w:val="top"/>
+          </w:tcPr>
+          <w:p>
+            <w:pPr>
+              <w:spacing w:after="20" w:before="0"/>
+            </w:pPr>
+            <w:r>
+              <w:rPr>
+                <w:b/>
+                <w:bCs/>
+                <w:color w:val="0F2B3C"/>
+                <w:sz w:val="20"/>
+                <w:szCs w:val="20"/>
+              </w:rPr>
+              <w:t xml:space="preserve">Divisor</w:t>
+            </w:r>
+          </w:p>
+          <w:p>
+            <w:pPr>
+              <w:spacing w:after="0" w:before="0"/>
+            </w:pPr>
+            <w:r>
+              <w:rPr>
+                <w:i/>
+                <w:iCs/>
+                <w:color w:val="5E6E7E"/>
+                <w:sz w:val="18"/>
+                <w:szCs w:val="18"/>
+              </w:rPr>
+              <w:t xml:space="preserve">Divisor</w:t>
+            </w:r>
+          </w:p>
+        </w:tc>
+        <w:tc>
+          <w:tcPr>
+            <w:tcW w:type="dxa" w:w="3160"/>
+            <w:tcMar>
+              <w:top w:type="dxa" w:w="60"/>
+              <w:left w:type="dxa" w:w="100"/>
+              <w:bottom w:type="dxa" w:w="60"/>
+              <w:right w:type="dxa" w:w="100"/>
+            </w:tcMar>
+            <w:vAlign w:val="top"/>
+          </w:tcPr>
+          <w:p>
+            <w:pPr>
+              <w:spacing w:after="0" w:before="0"/>
+            </w:pPr>
+            <w:r>
+              <w:rPr>
+                <w:sz w:val="19"/>
+                <w:szCs w:val="19"/>
+              </w:rPr>
+              <w:t xml:space="preserve">The number of equal groups you are dividing into (the number outside the division bracket).</w:t>
+            </w:r>
+          </w:p>
+        </w:tc>
+        <w:tc>
+          <w:tcPr>
+            <w:tcW w:type="dxa" w:w="2200"/>
+            <w:tcMar>
+              <w:top w:type="dxa" w:w="60"/>
+              <w:left w:type="dxa" w:w="100"/>
+              <w:bottom w:type="dxa" w:w="60"/>
+              <w:right w:type="dxa" w:w="100"/>
+            </w:tcMar>
+            <w:vAlign w:val="top"/>
+          </w:tcPr>
+          <w:p>
+            <w:pPr>
+              <w:spacing w:after="30" w:before="0"/>
+            </w:pPr>
+            <w:r>
+              <w:rPr>
+                <w:i/>
+                <w:iCs/>
+                <w:color w:val="5E6E7E"/>
+                <w:sz w:val="18"/>
+                <w:szCs w:val="18"/>
+              </w:rPr>
+              <w:t xml:space="preserve">Not Divisor: write a counter-example that does not fit the rule.</w:t>
+            </w:r>
+          </w:p>
+          <w:p>
+            <w:pPr>
+              <w:spacing w:after="50" w:before="0"/>
+            </w:pPr>
+            <w:r>
+              <w:rPr>
+                <w:color w:val="BBBBBB"/>
+                <w:sz w:val="18"/>
+                <w:szCs w:val="18"/>
+              </w:rPr>
+              <w:t xml:space="preserve">____________________________</w:t>
+            </w:r>
+          </w:p>
+        </w:tc>
+        <w:tc>
+          <w:tcPr>
+            <w:tcW w:type="dxa" w:w="2200"/>
+            <w:tcMar>
+              <w:top w:type="dxa" w:w="60"/>
+              <w:left w:type="dxa" w:w="100"/>
+              <w:bottom w:type="dxa" w:w="60"/>
+              <w:right w:type="dxa" w:w="100"/>
+            </w:tcMar>
+            <w:vAlign w:val="top"/>
+          </w:tcPr>
+          <w:p>
+            <w:pPr>
+              <w:spacing w:after="0" w:before="0"/>
+            </w:pPr>
+            <w:r>
+              <w:rPr>
+                <w:i/>
+                <w:iCs/>
+                <w:color w:val="5E6E7E"/>
+                <w:sz w:val="18"/>
+                <w:szCs w:val="18"/>
+              </w:rPr>
+              <w:t xml:space="preserve">In 3 ÷ 1/4 = 12, the divisor is 1/4 — it is the size of each piece</w:t>
+            </w:r>
+          </w:p>
+        </w:tc>
+      </w:tr>
+      <w:tr>
+        <w:trPr>
+          <w:cantSplit/>
+        </w:trPr>
+        <w:tc>
+          <w:tcPr>
+            <w:tcW w:type="dxa" w:w="1800"/>
+            <w:tcMar>
+              <w:top w:type="dxa" w:w="60"/>
+              <w:left w:type="dxa" w:w="100"/>
+              <w:bottom w:type="dxa" w:w="60"/>
+              <w:right w:type="dxa" w:w="100"/>
+            </w:tcMar>
+            <w:vAlign w:val="top"/>
+          </w:tcPr>
+          <w:p>
+            <w:pPr>
+              <w:spacing w:after="20" w:before="0"/>
+            </w:pPr>
+            <w:r>
+              <w:rPr>
+                <w:b/>
+                <w:bCs/>
+                <w:color w:val="0F2B3C"/>
+                <w:sz w:val="20"/>
+                <w:szCs w:val="20"/>
+              </w:rPr>
+              <w:t xml:space="preserve">Unit fraction</w:t>
+            </w:r>
+          </w:p>
+          <w:p>
+            <w:pPr>
+              <w:spacing w:after="0" w:before="0"/>
+            </w:pPr>
+            <w:r>
+              <w:rPr>
+                <w:i/>
+                <w:iCs/>
+                <w:color w:val="5E6E7E"/>
+                <w:sz w:val="18"/>
+                <w:szCs w:val="18"/>
+              </w:rPr>
+              <w:t xml:space="preserve">Fracción unitaria</w:t>
+            </w:r>
+          </w:p>
+        </w:tc>
+        <w:tc>
+          <w:tcPr>
+            <w:tcW w:type="dxa" w:w="3160"/>
+            <w:tcMar>
+              <w:top w:type="dxa" w:w="60"/>
+              <w:left w:type="dxa" w:w="100"/>
+              <w:bottom w:type="dxa" w:w="60"/>
+              <w:right w:type="dxa" w:w="100"/>
+            </w:tcMar>
+            <w:vAlign w:val="top"/>
+          </w:tcPr>
+          <w:p>
+            <w:pPr>
+              <w:spacing w:after="0" w:before="0"/>
+            </w:pPr>
+            <w:r>
+              <w:rPr>
+                <w:sz w:val="19"/>
+                <w:szCs w:val="19"/>
+              </w:rPr>
+              <w:t xml:space="preserve">A fraction with 1 on top, like 1/4.</w:t>
+            </w:r>
+          </w:p>
+        </w:tc>
+        <w:tc>
+          <w:tcPr>
+            <w:tcW w:type="dxa" w:w="2200"/>
+            <w:tcMar>
+              <w:top w:type="dxa" w:w="60"/>
+              <w:left w:type="dxa" w:w="100"/>
+              <w:bottom w:type="dxa" w:w="60"/>
+              <w:right w:type="dxa" w:w="100"/>
+            </w:tcMar>
+            <w:vAlign w:val="top"/>
+          </w:tcPr>
+          <w:p>
+            <w:pPr>
+              <w:spacing w:after="30" w:before="0"/>
+            </w:pPr>
+            <w:r>
+              <w:rPr>
+                <w:i/>
+                <w:iCs/>
+                <w:color w:val="5E6E7E"/>
+                <w:sz w:val="18"/>
+                <w:szCs w:val="18"/>
+              </w:rPr>
+              <w:t xml:space="preserve">Not Unit fraction: write a counter-example that does not fit the rule.</w:t>
+            </w:r>
+          </w:p>
+          <w:p>
+            <w:pPr>
+              <w:spacing w:after="50" w:before="0"/>
+            </w:pPr>
+            <w:r>
+              <w:rPr>
+                <w:color w:val="BBBBBB"/>
+                <w:sz w:val="18"/>
+                <w:szCs w:val="18"/>
+              </w:rPr>
+              <w:t xml:space="preserve">____________________________</w:t>
+            </w:r>
+          </w:p>
+        </w:tc>
+        <w:tc>
+          <w:tcPr>
+            <w:tcW w:type="dxa" w:w="2200"/>
+            <w:tcMar>
+              <w:top w:type="dxa" w:w="60"/>
+              <w:left w:type="dxa" w:w="100"/>
+              <w:bottom w:type="dxa" w:w="60"/>
+              <w:right w:type="dxa" w:w="100"/>
+            </w:tcMar>
+            <w:vAlign w:val="top"/>
+          </w:tcPr>
+          <w:p>
+            <w:pPr>
+              <w:spacing w:after="0" w:before="0"/>
+            </w:pPr>
+            <w:r>
+              <w:rPr>
+                <w:i/>
+                <w:iCs/>
+                <w:color w:val="5E6E7E"/>
+                <w:sz w:val="18"/>
+                <w:szCs w:val="18"/>
+              </w:rPr>
+              <w:t xml:space="preserve">1/2, 1/3, 1/4, 1/5 — each represents one equal part of a whole</w:t>
+            </w:r>
+          </w:p>
+        </w:tc>
+      </w:tr>
+      <w:tr>
+        <w:trPr>
+          <w:cantSplit/>
+        </w:trPr>
+        <w:tc>
+          <w:tcPr>
+            <w:tcW w:type="dxa" w:w="1800"/>
+            <w:tcMar>
+              <w:top w:type="dxa" w:w="60"/>
+              <w:left w:type="dxa" w:w="100"/>
+              <w:bottom w:type="dxa" w:w="60"/>
+              <w:right w:type="dxa" w:w="100"/>
+            </w:tcMar>
+            <w:vAlign w:val="top"/>
+          </w:tcPr>
+          <w:p>
+            <w:pPr>
+              <w:spacing w:after="20" w:before="0"/>
+            </w:pPr>
+            <w:r>
+              <w:rPr>
+                <w:b/>
+                <w:bCs/>
+                <w:color w:val="0F2B3C"/>
+                <w:sz w:val="20"/>
+                <w:szCs w:val="20"/>
+              </w:rPr>
+              <w:t xml:space="preserve">Multiplicative inverse</w:t>
+            </w:r>
+          </w:p>
+          <w:p>
+            <w:pPr>
+              <w:spacing w:after="0" w:before="0"/>
+            </w:pPr>
+            <w:r>
+              <w:rPr>
+                <w:i/>
+                <w:iCs/>
+                <w:color w:val="5E6E7E"/>
+                <w:sz w:val="18"/>
+                <w:szCs w:val="18"/>
+              </w:rPr>
+              <w:t xml:space="preserve">Inverso multiplicativo</w:t>
+            </w:r>
+          </w:p>
+        </w:tc>
+        <w:tc>
+          <w:tcPr>
+            <w:tcW w:type="dxa" w:w="3160"/>
+            <w:tcMar>
+              <w:top w:type="dxa" w:w="60"/>
+              <w:left w:type="dxa" w:w="100"/>
+              <w:bottom w:type="dxa" w:w="60"/>
+              <w:right w:type="dxa" w:w="100"/>
+            </w:tcMar>
+            <w:vAlign w:val="top"/>
+          </w:tcPr>
+          <w:p>
+            <w:pPr>
+              <w:spacing w:after="0" w:before="0"/>
+            </w:pPr>
+            <w:r>
+              <w:rPr>
+                <w:sz w:val="19"/>
+                <w:szCs w:val="19"/>
+              </w:rPr>
+              <w:t xml:space="preserve">Two numbers whose product is 1; each is the reciprocal of the other.</w:t>
+            </w:r>
+          </w:p>
+        </w:tc>
+        <w:tc>
+          <w:tcPr>
+            <w:tcW w:type="dxa" w:w="2200"/>
+            <w:tcMar>
+              <w:top w:type="dxa" w:w="60"/>
+              <w:left w:type="dxa" w:w="100"/>
+              <w:bottom w:type="dxa" w:w="60"/>
+              <w:right w:type="dxa" w:w="100"/>
+            </w:tcMar>
+            <w:vAlign w:val="top"/>
+          </w:tcPr>
+          <w:p>
+            <w:pPr>
+              <w:spacing w:after="30" w:before="0"/>
+            </w:pPr>
+            <w:r>
+              <w:rPr>
+                <w:i/>
+                <w:iCs/>
+                <w:color w:val="5E6E7E"/>
+                <w:sz w:val="18"/>
+                <w:szCs w:val="18"/>
+              </w:rPr>
+              <w:t xml:space="preserve">Not Multiplicative inverse: write a counter-example that does not fit the rule.</w:t>
+            </w:r>
+          </w:p>
+          <w:p>
+            <w:pPr>
+              <w:spacing w:after="50" w:before="0"/>
+            </w:pPr>
+            <w:r>
+              <w:rPr>
+                <w:color w:val="BBBBBB"/>
+                <w:sz w:val="18"/>
+                <w:szCs w:val="18"/>
+              </w:rPr>
+              <w:t xml:space="preserve">____________________________</w:t>
+            </w:r>
+          </w:p>
+        </w:tc>
+        <w:tc>
+          <w:tcPr>
+            <w:tcW w:type="dxa" w:w="2200"/>
+            <w:tcMar>
+              <w:top w:type="dxa" w:w="60"/>
+              <w:left w:type="dxa" w:w="100"/>
+              <w:bottom w:type="dxa" w:w="60"/>
+              <w:right w:type="dxa" w:w="100"/>
+            </w:tcMar>
+            <w:vAlign w:val="top"/>
+          </w:tcPr>
+          <w:p>
+            <w:pPr>
+              <w:spacing w:after="0" w:before="0"/>
+            </w:pPr>
+            <w:r>
+              <w:rPr>
+                <w:i/>
+                <w:iCs/>
+                <w:color w:val="5E6E7E"/>
+                <w:sz w:val="18"/>
+                <w:szCs w:val="18"/>
+              </w:rPr>
+              <w:t xml:space="preserve">4 and 1/4 · 2/3 and 3/2</w:t>
+            </w:r>
+          </w:p>
+        </w:tc>
+      </w:tr>
+      <w:tr>
+        <w:trPr>
+          <w:cantSplit/>
+        </w:trPr>
+        <w:tc>
+          <w:tcPr>
+            <w:tcW w:type="dxa" w:w="1800"/>
+            <w:tcMar>
+              <w:top w:type="dxa" w:w="60"/>
+              <w:left w:type="dxa" w:w="100"/>
+              <w:bottom w:type="dxa" w:w="60"/>
+              <w:right w:type="dxa" w:w="100"/>
+            </w:tcMar>
+            <w:vAlign w:val="top"/>
+          </w:tcPr>
+          <w:p>
+            <w:pPr>
+              <w:spacing w:after="20" w:before="0"/>
+            </w:pPr>
+            <w:r>
+              <w:rPr>
+                <w:b/>
+                <w:bCs/>
+                <w:color w:val="0F2B3C"/>
+                <w:sz w:val="20"/>
+                <w:szCs w:val="20"/>
+              </w:rPr>
+              <w:t xml:space="preserve">Tape diagram</w:t>
+            </w:r>
+          </w:p>
+          <w:p>
+            <w:pPr>
+              <w:spacing w:after="0" w:before="0"/>
+            </w:pPr>
+            <w:r>
+              <w:rPr>
+                <w:i/>
+                <w:iCs/>
+                <w:color w:val="5E6E7E"/>
+                <w:sz w:val="18"/>
+                <w:szCs w:val="18"/>
+              </w:rPr>
+              <w:t xml:space="preserve">Diagrama de cinta</w:t>
+            </w:r>
+          </w:p>
+        </w:tc>
+        <w:tc>
+          <w:tcPr>
+            <w:tcW w:type="dxa" w:w="3160"/>
+            <w:tcMar>
+              <w:top w:type="dxa" w:w="60"/>
+              <w:left w:type="dxa" w:w="100"/>
+              <w:bottom w:type="dxa" w:w="60"/>
+              <w:right w:type="dxa" w:w="100"/>
+            </w:tcMar>
+            <w:vAlign w:val="top"/>
+          </w:tcPr>
+          <w:p>
+            <w:pPr>
+              <w:spacing w:after="0" w:before="0"/>
+            </w:pPr>
+            <w:r>
+              <w:rPr>
+                <w:sz w:val="19"/>
+                <w:szCs w:val="19"/>
+              </w:rPr>
+              <w:t xml:space="preserve">A bar model cut into equal parts to show sharing or grouping.</w:t>
+            </w:r>
+          </w:p>
+        </w:tc>
+        <w:tc>
+          <w:tcPr>
+            <w:tcW w:type="dxa" w:w="2200"/>
+            <w:tcMar>
+              <w:top w:type="dxa" w:w="60"/>
+              <w:left w:type="dxa" w:w="100"/>
+              <w:bottom w:type="dxa" w:w="60"/>
+              <w:right w:type="dxa" w:w="100"/>
+            </w:tcMar>
+            <w:vAlign w:val="top"/>
+          </w:tcPr>
+          <w:p>
+            <w:pPr>
+              <w:spacing w:after="30" w:before="0"/>
+            </w:pPr>
+            <w:r>
+              <w:rPr>
+                <w:i/>
+                <w:iCs/>
+                <w:color w:val="5E6E7E"/>
+                <w:sz w:val="18"/>
+                <w:szCs w:val="18"/>
+              </w:rPr>
+              <w:t xml:space="preserve">Not Tape diagram: write a counter-example that does not fit the rule.</w:t>
+            </w:r>
+          </w:p>
+          <w:p>
+            <w:pPr>
+              <w:spacing w:after="50" w:before="0"/>
+            </w:pPr>
+            <w:r>
+              <w:rPr>
+                <w:color w:val="BBBBBB"/>
+                <w:sz w:val="18"/>
+                <w:szCs w:val="18"/>
+              </w:rPr>
+              <w:t xml:space="preserve">____________________________</w:t>
+            </w:r>
+          </w:p>
+        </w:tc>
+        <w:tc>
+          <w:tcPr>
+            <w:tcW w:type="dxa" w:w="2200"/>
+            <w:tcMar>
+              <w:top w:type="dxa" w:w="60"/>
+              <w:left w:type="dxa" w:w="100"/>
+              <w:bottom w:type="dxa" w:w="60"/>
+              <w:right w:type="dxa" w:w="100"/>
+            </w:tcMar>
+            <w:vAlign w:val="top"/>
+          </w:tcPr>
+          <w:p>
+            <w:pPr>
+              <w:spacing w:after="0" w:before="0"/>
+            </w:pPr>
+            <w:r>
+              <w:rPr>
+                <w:i/>
+                <w:iCs/>
+                <w:color w:val="5E6E7E"/>
+                <w:sz w:val="18"/>
+                <w:szCs w:val="18"/>
+              </w:rPr>
+              <w:t xml:space="preserve">One bar split into thirds.</w:t>
+            </w:r>
+          </w:p>
+        </w:tc>
+      </w:tr>
+    </w:tbl>
+    <w:p>
+      <w:pPr>
+        <w:spacing w:after="120" w:before="140"/>
       </w:pPr>
       <w:r>
         <w:rPr>
@@ -127,73 +1379,922 @@
         <w:t xml:space="preserve">Let's count equal groups one step at a time.</w:t>
       </w:r>
     </w:p>
-    <w:p>
-      <w:pPr>
-        <w:spacing w:after="40" w:before="0"/>
-      </w:pPr>
-      <w:r>
-        <w:rPr>
-          <w:sz w:val="22"/>
-          <w:szCs w:val="22"/>
-        </w:rPr>
-        <w:t xml:space="preserve">1.  How many equal groups of 2 are in 6? Fill in: 2 × ___ = 6</w:t>
-      </w:r>
-    </w:p>
-    <w:p>
-      <w:pPr>
-        <w:spacing w:after="80" w:before="0"/>
-      </w:pPr>
-      <w:r>
-        <w:rPr>
-          <w:color w:val="BBBBBB"/>
-        </w:rPr>
-        <w:t xml:space="preserve">____________________________________________________</w:t>
-      </w:r>
-    </w:p>
-    <w:p>
-      <w:pPr>
-        <w:spacing w:after="40" w:before="0"/>
-      </w:pPr>
-      <w:r>
-        <w:rPr>
-          <w:sz w:val="22"/>
-          <w:szCs w:val="22"/>
-        </w:rPr>
-        <w:t xml:space="preserve">2.  How many halves make 1 whole pizza?</w:t>
-      </w:r>
-    </w:p>
-    <w:p>
-      <w:pPr>
-        <w:spacing w:after="80" w:before="0"/>
-      </w:pPr>
-      <w:r>
-        <w:rPr>
-          <w:color w:val="BBBBBB"/>
-        </w:rPr>
-        <w:t xml:space="preserve">____________________________________________________</w:t>
-      </w:r>
-    </w:p>
-    <w:p>
-      <w:pPr>
-        <w:spacing w:after="40" w:before="0"/>
-      </w:pPr>
-      <w:r>
-        <w:rPr>
-          <w:sz w:val="22"/>
-          <w:szCs w:val="22"/>
-        </w:rPr>
-        <w:t xml:space="preserve">3.  10 ÷ 5 = ?</w:t>
-      </w:r>
-    </w:p>
-    <w:p>
-      <w:pPr>
-        <w:spacing w:after="80" w:before="0"/>
-      </w:pPr>
-      <w:r>
-        <w:rPr>
-          <w:color w:val="BBBBBB"/>
-        </w:rPr>
-        <w:t xml:space="preserve">____________________________________________________</w:t>
+    <w:tbl>
+      <w:tblPr>
+        <w:tblW w:type="dxa" w:w="9360"/>
+        <w:tblBorders>
+          <w:top w:val="single" w:color="C7D2DD" w:sz="6"/>
+          <w:left w:val="single" w:color="C7D2DD" w:sz="6"/>
+          <w:bottom w:val="single" w:color="C7D2DD" w:sz="6"/>
+          <w:right w:val="single" w:color="C7D2DD" w:sz="6"/>
+          <w:insideH w:val="single" w:color="C7D2DD" w:sz="6"/>
+          <w:insideV w:val="single" w:color="C7D2DD" w:sz="6"/>
+        </w:tblBorders>
+      </w:tblPr>
+      <w:tblGrid>
+        <w:gridCol w:w="2800"/>
+        <w:gridCol w:w="3560"/>
+        <w:gridCol w:w="3000"/>
+      </w:tblGrid>
+      <w:tr>
+        <w:trPr>
+          <w:cantSplit/>
+          <w:tblHeader/>
+        </w:trPr>
+        <w:tc>
+          <w:tcPr>
+            <w:tcW w:type="dxa" w:w="2800"/>
+            <w:shd w:fill="EEF4F8" w:color="auto" w:val="clear"/>
+            <w:tcMar>
+              <w:top w:type="dxa" w:w="60"/>
+              <w:left w:type="dxa" w:w="100"/>
+              <w:bottom w:type="dxa" w:w="60"/>
+              <w:right w:type="dxa" w:w="100"/>
+            </w:tcMar>
+          </w:tcPr>
+          <w:p>
+            <w:pPr>
+              <w:spacing w:after="0" w:before="0"/>
+            </w:pPr>
+            <w:r>
+              <w:rPr>
+                <w:b/>
+                <w:bCs/>
+                <w:color w:val="0F2B3C"/>
+                <w:sz w:val="16"/>
+                <w:szCs w:val="16"/>
+              </w:rPr>
+              <w:t xml:space="preserve">CORE PROBLEM / GIVEN REPRESENTATION</w:t>
+            </w:r>
+          </w:p>
+        </w:tc>
+        <w:tc>
+          <w:tcPr>
+            <w:tcW w:type="dxa" w:w="3560"/>
+            <w:shd w:fill="EEF4F8" w:color="auto" w:val="clear"/>
+            <w:tcMar>
+              <w:top w:type="dxa" w:w="60"/>
+              <w:left w:type="dxa" w:w="100"/>
+              <w:bottom w:type="dxa" w:w="60"/>
+              <w:right w:type="dxa" w:w="100"/>
+            </w:tcMar>
+          </w:tcPr>
+          <w:p>
+            <w:pPr>
+              <w:spacing w:after="0" w:before="0"/>
+            </w:pPr>
+            <w:r>
+              <w:rPr>
+                <w:b/>
+                <w:bCs/>
+                <w:color w:val="0F2B3C"/>
+                <w:sz w:val="16"/>
+                <w:szCs w:val="16"/>
+              </w:rPr>
+              <w:t xml:space="preserve">WORKING SPACE / CALCULATION STEPS</w:t>
+            </w:r>
+          </w:p>
+        </w:tc>
+        <w:tc>
+          <w:tcPr>
+            <w:tcW w:type="dxa" w:w="3000"/>
+            <w:shd w:fill="FBF3E2" w:color="auto" w:val="clear"/>
+            <w:tcMar>
+              <w:top w:type="dxa" w:w="60"/>
+              <w:left w:type="dxa" w:w="100"/>
+              <w:bottom w:type="dxa" w:w="60"/>
+              <w:right w:type="dxa" w:w="100"/>
+            </w:tcMar>
+          </w:tcPr>
+          <w:p>
+            <w:pPr>
+              <w:spacing w:after="0" w:before="0"/>
+            </w:pPr>
+            <w:r>
+              <w:rPr>
+                <w:b/>
+                <w:bCs/>
+                <w:color w:val="7A5400"/>
+                <w:sz w:val="16"/>
+                <w:szCs w:val="16"/>
+              </w:rPr>
+              <w:t xml:space="preserve">EXPLAIN YOUR REASONING</w:t>
+            </w:r>
+          </w:p>
+        </w:tc>
+      </w:tr>
+      <w:tr>
+        <w:trPr>
+          <w:cantSplit/>
+        </w:trPr>
+        <w:tc>
+          <w:tcPr>
+            <w:tcW w:type="dxa" w:w="2800"/>
+            <w:tcMar>
+              <w:top w:type="dxa" w:w="80"/>
+              <w:left w:type="dxa" w:w="100"/>
+              <w:bottom w:type="dxa" w:w="80"/>
+              <w:right w:type="dxa" w:w="100"/>
+            </w:tcMar>
+            <w:vAlign w:val="top"/>
+          </w:tcPr>
+          <w:p>
+            <w:pPr>
+              <w:spacing w:after="40" w:before="0"/>
+            </w:pPr>
+            <w:r>
+              <w:rPr>
+                <w:b/>
+                <w:bCs/>
+                <w:color w:val="0F2B3C"/>
+                <w:sz w:val="20"/>
+                <w:szCs w:val="20"/>
+              </w:rPr>
+              <w:t xml:space="preserve">1.  How many equal groups of 2 are in 6? Fill in: 2 × ___ = 6</w:t>
+            </w:r>
+          </w:p>
+        </w:tc>
+        <w:tc>
+          <w:tcPr>
+            <w:tcW w:type="dxa" w:w="3560"/>
+            <w:tcMar>
+              <w:top w:type="dxa" w:w="80"/>
+              <w:left w:type="dxa" w:w="100"/>
+              <w:bottom w:type="dxa" w:w="80"/>
+              <w:right w:type="dxa" w:w="100"/>
+            </w:tcMar>
+            <w:vAlign w:val="top"/>
+          </w:tcPr>
+          <w:p>
+            <w:pPr>
+              <w:spacing w:after="50" w:before="0"/>
+            </w:pPr>
+            <w:r>
+              <w:rPr>
+                <w:color w:val="BBBBBB"/>
+                <w:sz w:val="18"/>
+                <w:szCs w:val="18"/>
+              </w:rPr>
+              <w:t xml:space="preserve">____________________________</w:t>
+            </w:r>
+          </w:p>
+          <w:p>
+            <w:pPr>
+              <w:spacing w:after="50" w:before="0"/>
+            </w:pPr>
+            <w:r>
+              <w:rPr>
+                <w:color w:val="BBBBBB"/>
+                <w:sz w:val="18"/>
+                <w:szCs w:val="18"/>
+              </w:rPr>
+              <w:t xml:space="preserve">____________________________</w:t>
+            </w:r>
+          </w:p>
+          <w:p>
+            <w:pPr>
+              <w:spacing w:after="50" w:before="0"/>
+            </w:pPr>
+            <w:r>
+              <w:rPr>
+                <w:color w:val="BBBBBB"/>
+                <w:sz w:val="18"/>
+                <w:szCs w:val="18"/>
+              </w:rPr>
+              <w:t xml:space="preserve">____________________________</w:t>
+            </w:r>
+          </w:p>
+          <w:p>
+            <w:pPr>
+              <w:spacing w:after="50" w:before="0"/>
+            </w:pPr>
+            <w:r>
+              <w:rPr>
+                <w:color w:val="BBBBBB"/>
+                <w:sz w:val="18"/>
+                <w:szCs w:val="18"/>
+              </w:rPr>
+              <w:t xml:space="preserve">____________________________</w:t>
+            </w:r>
+          </w:p>
+        </w:tc>
+        <w:tc>
+          <w:tcPr>
+            <w:tcW w:type="dxa" w:w="3000"/>
+            <w:shd w:fill="FBF3E2" w:color="auto" w:val="clear"/>
+            <w:tcMar>
+              <w:top w:type="dxa" w:w="80"/>
+              <w:left w:type="dxa" w:w="100"/>
+              <w:bottom w:type="dxa" w:w="80"/>
+              <w:right w:type="dxa" w:w="100"/>
+            </w:tcMar>
+            <w:vAlign w:val="top"/>
+          </w:tcPr>
+          <w:p>
+            <w:pPr>
+              <w:spacing w:after="30" w:before="0"/>
+            </w:pPr>
+            <w:r>
+              <w:rPr>
+                <w:b/>
+                <w:bCs/>
+                <w:color w:val="0F2B3C"/>
+                <w:sz w:val="18"/>
+                <w:szCs w:val="18"/>
+              </w:rPr>
+              <w:t xml:space="preserve">Because... ________________</w:t>
+            </w:r>
+          </w:p>
+          <w:p>
+            <w:pPr>
+              <w:spacing w:after="50" w:before="0"/>
+            </w:pPr>
+            <w:r>
+              <w:rPr>
+                <w:color w:val="BBBBBB"/>
+                <w:sz w:val="18"/>
+                <w:szCs w:val="18"/>
+              </w:rPr>
+              <w:t xml:space="preserve">____________________________</w:t>
+            </w:r>
+          </w:p>
+          <w:p>
+            <w:pPr>
+              <w:spacing w:after="30" w:before="40"/>
+            </w:pPr>
+            <w:r>
+              <w:rPr>
+                <w:b/>
+                <w:bCs/>
+                <w:color w:val="1A6FB5"/>
+                <w:sz w:val="18"/>
+                <w:szCs w:val="18"/>
+              </w:rPr>
+              <w:t xml:space="preserve">Although... _______________</w:t>
+            </w:r>
+          </w:p>
+          <w:p>
+            <w:pPr>
+              <w:spacing w:after="50" w:before="0"/>
+            </w:pPr>
+            <w:r>
+              <w:rPr>
+                <w:color w:val="BBBBBB"/>
+                <w:sz w:val="18"/>
+                <w:szCs w:val="18"/>
+              </w:rPr>
+              <w:t xml:space="preserve">____________________________</w:t>
+            </w:r>
+          </w:p>
+          <w:p>
+            <w:pPr>
+              <w:spacing w:after="30" w:before="40"/>
+            </w:pPr>
+            <w:r>
+              <w:rPr>
+                <w:b/>
+                <w:bCs/>
+                <w:color w:val="7A5400"/>
+                <w:sz w:val="18"/>
+                <w:szCs w:val="18"/>
+              </w:rPr>
+              <w:t xml:space="preserve">Therefore... ______________</w:t>
+            </w:r>
+          </w:p>
+          <w:p>
+            <w:pPr>
+              <w:spacing w:after="50" w:before="0"/>
+            </w:pPr>
+            <w:r>
+              <w:rPr>
+                <w:color w:val="BBBBBB"/>
+                <w:sz w:val="18"/>
+                <w:szCs w:val="18"/>
+              </w:rPr>
+              <w:t xml:space="preserve">____________________________</w:t>
+            </w:r>
+          </w:p>
+        </w:tc>
+      </w:tr>
+    </w:tbl>
+    <w:p>
+      <w:pPr>
+        <w:spacing w:after="60" w:before="0"/>
+      </w:pPr>
+      <w:r>
+        <w:t xml:space="preserve"/>
+      </w:r>
+    </w:p>
+    <w:tbl>
+      <w:tblPr>
+        <w:tblW w:type="dxa" w:w="9360"/>
+        <w:tblBorders>
+          <w:top w:val="single" w:color="C7D2DD" w:sz="6"/>
+          <w:left w:val="single" w:color="C7D2DD" w:sz="6"/>
+          <w:bottom w:val="single" w:color="C7D2DD" w:sz="6"/>
+          <w:right w:val="single" w:color="C7D2DD" w:sz="6"/>
+          <w:insideH w:val="single" w:color="C7D2DD" w:sz="6"/>
+          <w:insideV w:val="single" w:color="C7D2DD" w:sz="6"/>
+        </w:tblBorders>
+      </w:tblPr>
+      <w:tblGrid>
+        <w:gridCol w:w="2800"/>
+        <w:gridCol w:w="3560"/>
+        <w:gridCol w:w="3000"/>
+      </w:tblGrid>
+      <w:tr>
+        <w:trPr>
+          <w:cantSplit/>
+          <w:tblHeader/>
+        </w:trPr>
+        <w:tc>
+          <w:tcPr>
+            <w:tcW w:type="dxa" w:w="2800"/>
+            <w:shd w:fill="EEF4F8" w:color="auto" w:val="clear"/>
+            <w:tcMar>
+              <w:top w:type="dxa" w:w="60"/>
+              <w:left w:type="dxa" w:w="100"/>
+              <w:bottom w:type="dxa" w:w="60"/>
+              <w:right w:type="dxa" w:w="100"/>
+            </w:tcMar>
+          </w:tcPr>
+          <w:p>
+            <w:pPr>
+              <w:spacing w:after="0" w:before="0"/>
+            </w:pPr>
+            <w:r>
+              <w:rPr>
+                <w:b/>
+                <w:bCs/>
+                <w:color w:val="0F2B3C"/>
+                <w:sz w:val="16"/>
+                <w:szCs w:val="16"/>
+              </w:rPr>
+              <w:t xml:space="preserve">CORE PROBLEM / GIVEN REPRESENTATION</w:t>
+            </w:r>
+          </w:p>
+        </w:tc>
+        <w:tc>
+          <w:tcPr>
+            <w:tcW w:type="dxa" w:w="3560"/>
+            <w:shd w:fill="EEF4F8" w:color="auto" w:val="clear"/>
+            <w:tcMar>
+              <w:top w:type="dxa" w:w="60"/>
+              <w:left w:type="dxa" w:w="100"/>
+              <w:bottom w:type="dxa" w:w="60"/>
+              <w:right w:type="dxa" w:w="100"/>
+            </w:tcMar>
+          </w:tcPr>
+          <w:p>
+            <w:pPr>
+              <w:spacing w:after="0" w:before="0"/>
+            </w:pPr>
+            <w:r>
+              <w:rPr>
+                <w:b/>
+                <w:bCs/>
+                <w:color w:val="0F2B3C"/>
+                <w:sz w:val="16"/>
+                <w:szCs w:val="16"/>
+              </w:rPr>
+              <w:t xml:space="preserve">WORKING SPACE / CALCULATION STEPS</w:t>
+            </w:r>
+          </w:p>
+        </w:tc>
+        <w:tc>
+          <w:tcPr>
+            <w:tcW w:type="dxa" w:w="3000"/>
+            <w:shd w:fill="FBF3E2" w:color="auto" w:val="clear"/>
+            <w:tcMar>
+              <w:top w:type="dxa" w:w="60"/>
+              <w:left w:type="dxa" w:w="100"/>
+              <w:bottom w:type="dxa" w:w="60"/>
+              <w:right w:type="dxa" w:w="100"/>
+            </w:tcMar>
+          </w:tcPr>
+          <w:p>
+            <w:pPr>
+              <w:spacing w:after="0" w:before="0"/>
+            </w:pPr>
+            <w:r>
+              <w:rPr>
+                <w:b/>
+                <w:bCs/>
+                <w:color w:val="7A5400"/>
+                <w:sz w:val="16"/>
+                <w:szCs w:val="16"/>
+              </w:rPr>
+              <w:t xml:space="preserve">EXPLAIN YOUR REASONING</w:t>
+            </w:r>
+          </w:p>
+        </w:tc>
+      </w:tr>
+      <w:tr>
+        <w:trPr>
+          <w:cantSplit/>
+        </w:trPr>
+        <w:tc>
+          <w:tcPr>
+            <w:tcW w:type="dxa" w:w="2800"/>
+            <w:tcMar>
+              <w:top w:type="dxa" w:w="80"/>
+              <w:left w:type="dxa" w:w="100"/>
+              <w:bottom w:type="dxa" w:w="80"/>
+              <w:right w:type="dxa" w:w="100"/>
+            </w:tcMar>
+            <w:vAlign w:val="top"/>
+          </w:tcPr>
+          <w:p>
+            <w:pPr>
+              <w:spacing w:after="40" w:before="0"/>
+            </w:pPr>
+            <w:r>
+              <w:rPr>
+                <w:b/>
+                <w:bCs/>
+                <w:color w:val="0F2B3C"/>
+                <w:sz w:val="20"/>
+                <w:szCs w:val="20"/>
+              </w:rPr>
+              <w:t xml:space="preserve">2.  How many halves make 1 whole pizza?</w:t>
+            </w:r>
+          </w:p>
+        </w:tc>
+        <w:tc>
+          <w:tcPr>
+            <w:tcW w:type="dxa" w:w="3560"/>
+            <w:tcMar>
+              <w:top w:type="dxa" w:w="80"/>
+              <w:left w:type="dxa" w:w="100"/>
+              <w:bottom w:type="dxa" w:w="80"/>
+              <w:right w:type="dxa" w:w="100"/>
+            </w:tcMar>
+            <w:vAlign w:val="top"/>
+          </w:tcPr>
+          <w:p>
+            <w:pPr>
+              <w:spacing w:after="50" w:before="0"/>
+            </w:pPr>
+            <w:r>
+              <w:rPr>
+                <w:color w:val="BBBBBB"/>
+                <w:sz w:val="18"/>
+                <w:szCs w:val="18"/>
+              </w:rPr>
+              <w:t xml:space="preserve">____________________________</w:t>
+            </w:r>
+          </w:p>
+          <w:p>
+            <w:pPr>
+              <w:spacing w:after="50" w:before="0"/>
+            </w:pPr>
+            <w:r>
+              <w:rPr>
+                <w:color w:val="BBBBBB"/>
+                <w:sz w:val="18"/>
+                <w:szCs w:val="18"/>
+              </w:rPr>
+              <w:t xml:space="preserve">____________________________</w:t>
+            </w:r>
+          </w:p>
+          <w:p>
+            <w:pPr>
+              <w:spacing w:after="50" w:before="0"/>
+            </w:pPr>
+            <w:r>
+              <w:rPr>
+                <w:color w:val="BBBBBB"/>
+                <w:sz w:val="18"/>
+                <w:szCs w:val="18"/>
+              </w:rPr>
+              <w:t xml:space="preserve">____________________________</w:t>
+            </w:r>
+          </w:p>
+          <w:p>
+            <w:pPr>
+              <w:spacing w:after="50" w:before="0"/>
+            </w:pPr>
+            <w:r>
+              <w:rPr>
+                <w:color w:val="BBBBBB"/>
+                <w:sz w:val="18"/>
+                <w:szCs w:val="18"/>
+              </w:rPr>
+              <w:t xml:space="preserve">____________________________</w:t>
+            </w:r>
+          </w:p>
+        </w:tc>
+        <w:tc>
+          <w:tcPr>
+            <w:tcW w:type="dxa" w:w="3000"/>
+            <w:shd w:fill="FBF3E2" w:color="auto" w:val="clear"/>
+            <w:tcMar>
+              <w:top w:type="dxa" w:w="80"/>
+              <w:left w:type="dxa" w:w="100"/>
+              <w:bottom w:type="dxa" w:w="80"/>
+              <w:right w:type="dxa" w:w="100"/>
+            </w:tcMar>
+            <w:vAlign w:val="top"/>
+          </w:tcPr>
+          <w:p>
+            <w:pPr>
+              <w:spacing w:after="30" w:before="0"/>
+            </w:pPr>
+            <w:r>
+              <w:rPr>
+                <w:b/>
+                <w:bCs/>
+                <w:color w:val="0F2B3C"/>
+                <w:sz w:val="18"/>
+                <w:szCs w:val="18"/>
+              </w:rPr>
+              <w:t xml:space="preserve">Because... ________________</w:t>
+            </w:r>
+          </w:p>
+          <w:p>
+            <w:pPr>
+              <w:spacing w:after="50" w:before="0"/>
+            </w:pPr>
+            <w:r>
+              <w:rPr>
+                <w:color w:val="BBBBBB"/>
+                <w:sz w:val="18"/>
+                <w:szCs w:val="18"/>
+              </w:rPr>
+              <w:t xml:space="preserve">____________________________</w:t>
+            </w:r>
+          </w:p>
+          <w:p>
+            <w:pPr>
+              <w:spacing w:after="30" w:before="40"/>
+            </w:pPr>
+            <w:r>
+              <w:rPr>
+                <w:b/>
+                <w:bCs/>
+                <w:color w:val="1A6FB5"/>
+                <w:sz w:val="18"/>
+                <w:szCs w:val="18"/>
+              </w:rPr>
+              <w:t xml:space="preserve">Although... _______________</w:t>
+            </w:r>
+          </w:p>
+          <w:p>
+            <w:pPr>
+              <w:spacing w:after="50" w:before="0"/>
+            </w:pPr>
+            <w:r>
+              <w:rPr>
+                <w:color w:val="BBBBBB"/>
+                <w:sz w:val="18"/>
+                <w:szCs w:val="18"/>
+              </w:rPr>
+              <w:t xml:space="preserve">____________________________</w:t>
+            </w:r>
+          </w:p>
+          <w:p>
+            <w:pPr>
+              <w:spacing w:after="30" w:before="40"/>
+            </w:pPr>
+            <w:r>
+              <w:rPr>
+                <w:b/>
+                <w:bCs/>
+                <w:color w:val="7A5400"/>
+                <w:sz w:val="18"/>
+                <w:szCs w:val="18"/>
+              </w:rPr>
+              <w:t xml:space="preserve">Therefore... ______________</w:t>
+            </w:r>
+          </w:p>
+          <w:p>
+            <w:pPr>
+              <w:spacing w:after="50" w:before="0"/>
+            </w:pPr>
+            <w:r>
+              <w:rPr>
+                <w:color w:val="BBBBBB"/>
+                <w:sz w:val="18"/>
+                <w:szCs w:val="18"/>
+              </w:rPr>
+              <w:t xml:space="preserve">____________________________</w:t>
+            </w:r>
+          </w:p>
+        </w:tc>
+      </w:tr>
+    </w:tbl>
+    <w:p>
+      <w:pPr>
+        <w:spacing w:after="60" w:before="0"/>
+      </w:pPr>
+      <w:r>
+        <w:t xml:space="preserve"/>
+      </w:r>
+    </w:p>
+    <w:tbl>
+      <w:tblPr>
+        <w:tblW w:type="dxa" w:w="9360"/>
+        <w:tblBorders>
+          <w:top w:val="single" w:color="C7D2DD" w:sz="6"/>
+          <w:left w:val="single" w:color="C7D2DD" w:sz="6"/>
+          <w:bottom w:val="single" w:color="C7D2DD" w:sz="6"/>
+          <w:right w:val="single" w:color="C7D2DD" w:sz="6"/>
+          <w:insideH w:val="single" w:color="C7D2DD" w:sz="6"/>
+          <w:insideV w:val="single" w:color="C7D2DD" w:sz="6"/>
+        </w:tblBorders>
+      </w:tblPr>
+      <w:tblGrid>
+        <w:gridCol w:w="2800"/>
+        <w:gridCol w:w="3560"/>
+        <w:gridCol w:w="3000"/>
+      </w:tblGrid>
+      <w:tr>
+        <w:trPr>
+          <w:cantSplit/>
+          <w:tblHeader/>
+        </w:trPr>
+        <w:tc>
+          <w:tcPr>
+            <w:tcW w:type="dxa" w:w="2800"/>
+            <w:shd w:fill="EEF4F8" w:color="auto" w:val="clear"/>
+            <w:tcMar>
+              <w:top w:type="dxa" w:w="60"/>
+              <w:left w:type="dxa" w:w="100"/>
+              <w:bottom w:type="dxa" w:w="60"/>
+              <w:right w:type="dxa" w:w="100"/>
+            </w:tcMar>
+          </w:tcPr>
+          <w:p>
+            <w:pPr>
+              <w:spacing w:after="0" w:before="0"/>
+            </w:pPr>
+            <w:r>
+              <w:rPr>
+                <w:b/>
+                <w:bCs/>
+                <w:color w:val="0F2B3C"/>
+                <w:sz w:val="16"/>
+                <w:szCs w:val="16"/>
+              </w:rPr>
+              <w:t xml:space="preserve">CORE PROBLEM / GIVEN REPRESENTATION</w:t>
+            </w:r>
+          </w:p>
+        </w:tc>
+        <w:tc>
+          <w:tcPr>
+            <w:tcW w:type="dxa" w:w="3560"/>
+            <w:shd w:fill="EEF4F8" w:color="auto" w:val="clear"/>
+            <w:tcMar>
+              <w:top w:type="dxa" w:w="60"/>
+              <w:left w:type="dxa" w:w="100"/>
+              <w:bottom w:type="dxa" w:w="60"/>
+              <w:right w:type="dxa" w:w="100"/>
+            </w:tcMar>
+          </w:tcPr>
+          <w:p>
+            <w:pPr>
+              <w:spacing w:after="0" w:before="0"/>
+            </w:pPr>
+            <w:r>
+              <w:rPr>
+                <w:b/>
+                <w:bCs/>
+                <w:color w:val="0F2B3C"/>
+                <w:sz w:val="16"/>
+                <w:szCs w:val="16"/>
+              </w:rPr>
+              <w:t xml:space="preserve">WORKING SPACE / CALCULATION STEPS</w:t>
+            </w:r>
+          </w:p>
+        </w:tc>
+        <w:tc>
+          <w:tcPr>
+            <w:tcW w:type="dxa" w:w="3000"/>
+            <w:shd w:fill="FBF3E2" w:color="auto" w:val="clear"/>
+            <w:tcMar>
+              <w:top w:type="dxa" w:w="60"/>
+              <w:left w:type="dxa" w:w="100"/>
+              <w:bottom w:type="dxa" w:w="60"/>
+              <w:right w:type="dxa" w:w="100"/>
+            </w:tcMar>
+          </w:tcPr>
+          <w:p>
+            <w:pPr>
+              <w:spacing w:after="0" w:before="0"/>
+            </w:pPr>
+            <w:r>
+              <w:rPr>
+                <w:b/>
+                <w:bCs/>
+                <w:color w:val="7A5400"/>
+                <w:sz w:val="16"/>
+                <w:szCs w:val="16"/>
+              </w:rPr>
+              <w:t xml:space="preserve">EXPLAIN YOUR REASONING</w:t>
+            </w:r>
+          </w:p>
+        </w:tc>
+      </w:tr>
+      <w:tr>
+        <w:trPr>
+          <w:cantSplit/>
+        </w:trPr>
+        <w:tc>
+          <w:tcPr>
+            <w:tcW w:type="dxa" w:w="2800"/>
+            <w:tcMar>
+              <w:top w:type="dxa" w:w="80"/>
+              <w:left w:type="dxa" w:w="100"/>
+              <w:bottom w:type="dxa" w:w="80"/>
+              <w:right w:type="dxa" w:w="100"/>
+            </w:tcMar>
+            <w:vAlign w:val="top"/>
+          </w:tcPr>
+          <w:p>
+            <w:pPr>
+              <w:spacing w:after="40" w:before="0"/>
+            </w:pPr>
+            <w:r>
+              <w:rPr>
+                <w:b/>
+                <w:bCs/>
+                <w:color w:val="0F2B3C"/>
+                <w:sz w:val="20"/>
+                <w:szCs w:val="20"/>
+              </w:rPr>
+              <w:t xml:space="preserve">3.  10 ÷ 5 = ?</w:t>
+            </w:r>
+          </w:p>
+        </w:tc>
+        <w:tc>
+          <w:tcPr>
+            <w:tcW w:type="dxa" w:w="3560"/>
+            <w:tcMar>
+              <w:top w:type="dxa" w:w="80"/>
+              <w:left w:type="dxa" w:w="100"/>
+              <w:bottom w:type="dxa" w:w="80"/>
+              <w:right w:type="dxa" w:w="100"/>
+            </w:tcMar>
+            <w:vAlign w:val="top"/>
+          </w:tcPr>
+          <w:p>
+            <w:pPr>
+              <w:spacing w:after="50" w:before="0"/>
+            </w:pPr>
+            <w:r>
+              <w:rPr>
+                <w:color w:val="BBBBBB"/>
+                <w:sz w:val="18"/>
+                <w:szCs w:val="18"/>
+              </w:rPr>
+              <w:t xml:space="preserve">____________________________</w:t>
+            </w:r>
+          </w:p>
+          <w:p>
+            <w:pPr>
+              <w:spacing w:after="50" w:before="0"/>
+            </w:pPr>
+            <w:r>
+              <w:rPr>
+                <w:color w:val="BBBBBB"/>
+                <w:sz w:val="18"/>
+                <w:szCs w:val="18"/>
+              </w:rPr>
+              <w:t xml:space="preserve">____________________________</w:t>
+            </w:r>
+          </w:p>
+          <w:p>
+            <w:pPr>
+              <w:spacing w:after="50" w:before="0"/>
+            </w:pPr>
+            <w:r>
+              <w:rPr>
+                <w:color w:val="BBBBBB"/>
+                <w:sz w:val="18"/>
+                <w:szCs w:val="18"/>
+              </w:rPr>
+              <w:t xml:space="preserve">____________________________</w:t>
+            </w:r>
+          </w:p>
+          <w:p>
+            <w:pPr>
+              <w:spacing w:after="50" w:before="0"/>
+            </w:pPr>
+            <w:r>
+              <w:rPr>
+                <w:color w:val="BBBBBB"/>
+                <w:sz w:val="18"/>
+                <w:szCs w:val="18"/>
+              </w:rPr>
+              <w:t xml:space="preserve">____________________________</w:t>
+            </w:r>
+          </w:p>
+        </w:tc>
+        <w:tc>
+          <w:tcPr>
+            <w:tcW w:type="dxa" w:w="3000"/>
+            <w:shd w:fill="FBF3E2" w:color="auto" w:val="clear"/>
+            <w:tcMar>
+              <w:top w:type="dxa" w:w="80"/>
+              <w:left w:type="dxa" w:w="100"/>
+              <w:bottom w:type="dxa" w:w="80"/>
+              <w:right w:type="dxa" w:w="100"/>
+            </w:tcMar>
+            <w:vAlign w:val="top"/>
+          </w:tcPr>
+          <w:p>
+            <w:pPr>
+              <w:spacing w:after="30" w:before="0"/>
+            </w:pPr>
+            <w:r>
+              <w:rPr>
+                <w:b/>
+                <w:bCs/>
+                <w:color w:val="0F2B3C"/>
+                <w:sz w:val="18"/>
+                <w:szCs w:val="18"/>
+              </w:rPr>
+              <w:t xml:space="preserve">Because... ________________</w:t>
+            </w:r>
+          </w:p>
+          <w:p>
+            <w:pPr>
+              <w:spacing w:after="50" w:before="0"/>
+            </w:pPr>
+            <w:r>
+              <w:rPr>
+                <w:color w:val="BBBBBB"/>
+                <w:sz w:val="18"/>
+                <w:szCs w:val="18"/>
+              </w:rPr>
+              <w:t xml:space="preserve">____________________________</w:t>
+            </w:r>
+          </w:p>
+          <w:p>
+            <w:pPr>
+              <w:spacing w:after="30" w:before="40"/>
+            </w:pPr>
+            <w:r>
+              <w:rPr>
+                <w:b/>
+                <w:bCs/>
+                <w:color w:val="1A6FB5"/>
+                <w:sz w:val="18"/>
+                <w:szCs w:val="18"/>
+              </w:rPr>
+              <w:t xml:space="preserve">Although... _______________</w:t>
+            </w:r>
+          </w:p>
+          <w:p>
+            <w:pPr>
+              <w:spacing w:after="50" w:before="0"/>
+            </w:pPr>
+            <w:r>
+              <w:rPr>
+                <w:color w:val="BBBBBB"/>
+                <w:sz w:val="18"/>
+                <w:szCs w:val="18"/>
+              </w:rPr>
+              <w:t xml:space="preserve">____________________________</w:t>
+            </w:r>
+          </w:p>
+          <w:p>
+            <w:pPr>
+              <w:spacing w:after="30" w:before="40"/>
+            </w:pPr>
+            <w:r>
+              <w:rPr>
+                <w:b/>
+                <w:bCs/>
+                <w:color w:val="7A5400"/>
+                <w:sz w:val="18"/>
+                <w:szCs w:val="18"/>
+              </w:rPr>
+              <w:t xml:space="preserve">Therefore... ______________</w:t>
+            </w:r>
+          </w:p>
+          <w:p>
+            <w:pPr>
+              <w:spacing w:after="50" w:before="0"/>
+            </w:pPr>
+            <w:r>
+              <w:rPr>
+                <w:color w:val="BBBBBB"/>
+                <w:sz w:val="18"/>
+                <w:szCs w:val="18"/>
+              </w:rPr>
+              <w:t xml:space="preserve">____________________________</w:t>
+            </w:r>
+          </w:p>
+        </w:tc>
+      </w:tr>
+    </w:tbl>
+    <w:p>
+      <w:pPr>
+        <w:spacing w:after="60" w:before="0"/>
+      </w:pPr>
+      <w:r>
+        <w:t xml:space="preserve"/>
       </w:r>
     </w:p>
     <w:p>
@@ -225,63 +2326,629 @@
         <w:t xml:space="preserve">Read what the division is asking, then answer.</w:t>
       </w:r>
     </w:p>
-    <w:p>
-      <w:pPr>
-        <w:spacing w:after="40" w:before="0"/>
-      </w:pPr>
-      <w:r>
-        <w:rPr>
-          <w:sz w:val="22"/>
-          <w:szCs w:val="22"/>
-        </w:rPr>
-        <w:t xml:space="preserve">1.  How many fourths (1/4) make 1 whole?</w:t>
-      </w:r>
-    </w:p>
-    <w:p>
-      <w:pPr>
-        <w:spacing w:after="80" w:before="0"/>
-      </w:pPr>
-      <w:r>
-        <w:rPr>
-          <w:color w:val="BBBBBB"/>
-        </w:rPr>
-        <w:t xml:space="preserve">____________________________________________________</w:t>
-      </w:r>
-    </w:p>
-    <w:p>
-      <w:pPr>
-        <w:spacing w:after="40" w:before="0"/>
-      </w:pPr>
-      <w:r>
-        <w:rPr>
-          <w:sz w:val="22"/>
-          <w:szCs w:val="22"/>
-        </w:rPr>
-        <w:t xml:space="preserve">2.  15 ÷ 3 means "how many 3s are in 15?" What is it?</w:t>
-      </w:r>
-    </w:p>
-    <w:p>
-      <w:pPr>
-        <w:spacing w:after="40" w:before="0"/>
-      </w:pPr>
-      <w:r>
-        <w:rPr>
-          <w:color w:val="5E6E7E"/>
-          <w:sz w:val="20"/>
-          <w:szCs w:val="20"/>
-        </w:rPr>
-        <w:t xml:space="preserve">     choices: 12   /   18   /   5   /   45</w:t>
-      </w:r>
-    </w:p>
-    <w:p>
-      <w:pPr>
-        <w:spacing w:after="80" w:before="0"/>
-      </w:pPr>
-      <w:r>
-        <w:rPr>
-          <w:color w:val="BBBBBB"/>
-        </w:rPr>
-        <w:t xml:space="preserve">____________________________________________________</w:t>
+    <w:tbl>
+      <w:tblPr>
+        <w:tblW w:type="dxa" w:w="9360"/>
+        <w:tblBorders>
+          <w:top w:val="single" w:color="C7D2DD" w:sz="6"/>
+          <w:left w:val="single" w:color="C7D2DD" w:sz="6"/>
+          <w:bottom w:val="single" w:color="C7D2DD" w:sz="6"/>
+          <w:right w:val="single" w:color="C7D2DD" w:sz="6"/>
+          <w:insideH w:val="single" w:color="C7D2DD" w:sz="6"/>
+          <w:insideV w:val="single" w:color="C7D2DD" w:sz="6"/>
+        </w:tblBorders>
+      </w:tblPr>
+      <w:tblGrid>
+        <w:gridCol w:w="2800"/>
+        <w:gridCol w:w="3560"/>
+        <w:gridCol w:w="3000"/>
+      </w:tblGrid>
+      <w:tr>
+        <w:trPr>
+          <w:cantSplit/>
+          <w:tblHeader/>
+        </w:trPr>
+        <w:tc>
+          <w:tcPr>
+            <w:tcW w:type="dxa" w:w="2800"/>
+            <w:shd w:fill="EEF4F8" w:color="auto" w:val="clear"/>
+            <w:tcMar>
+              <w:top w:type="dxa" w:w="60"/>
+              <w:left w:type="dxa" w:w="100"/>
+              <w:bottom w:type="dxa" w:w="60"/>
+              <w:right w:type="dxa" w:w="100"/>
+            </w:tcMar>
+          </w:tcPr>
+          <w:p>
+            <w:pPr>
+              <w:spacing w:after="0" w:before="0"/>
+            </w:pPr>
+            <w:r>
+              <w:rPr>
+                <w:b/>
+                <w:bCs/>
+                <w:color w:val="0F2B3C"/>
+                <w:sz w:val="16"/>
+                <w:szCs w:val="16"/>
+              </w:rPr>
+              <w:t xml:space="preserve">CORE PROBLEM / GIVEN REPRESENTATION</w:t>
+            </w:r>
+          </w:p>
+        </w:tc>
+        <w:tc>
+          <w:tcPr>
+            <w:tcW w:type="dxa" w:w="3560"/>
+            <w:shd w:fill="EEF4F8" w:color="auto" w:val="clear"/>
+            <w:tcMar>
+              <w:top w:type="dxa" w:w="60"/>
+              <w:left w:type="dxa" w:w="100"/>
+              <w:bottom w:type="dxa" w:w="60"/>
+              <w:right w:type="dxa" w:w="100"/>
+            </w:tcMar>
+          </w:tcPr>
+          <w:p>
+            <w:pPr>
+              <w:spacing w:after="0" w:before="0"/>
+            </w:pPr>
+            <w:r>
+              <w:rPr>
+                <w:b/>
+                <w:bCs/>
+                <w:color w:val="0F2B3C"/>
+                <w:sz w:val="16"/>
+                <w:szCs w:val="16"/>
+              </w:rPr>
+              <w:t xml:space="preserve">WORKING SPACE / CALCULATION STEPS</w:t>
+            </w:r>
+          </w:p>
+        </w:tc>
+        <w:tc>
+          <w:tcPr>
+            <w:tcW w:type="dxa" w:w="3000"/>
+            <w:shd w:fill="FBF3E2" w:color="auto" w:val="clear"/>
+            <w:tcMar>
+              <w:top w:type="dxa" w:w="60"/>
+              <w:left w:type="dxa" w:w="100"/>
+              <w:bottom w:type="dxa" w:w="60"/>
+              <w:right w:type="dxa" w:w="100"/>
+            </w:tcMar>
+          </w:tcPr>
+          <w:p>
+            <w:pPr>
+              <w:spacing w:after="0" w:before="0"/>
+            </w:pPr>
+            <w:r>
+              <w:rPr>
+                <w:b/>
+                <w:bCs/>
+                <w:color w:val="7A5400"/>
+                <w:sz w:val="16"/>
+                <w:szCs w:val="16"/>
+              </w:rPr>
+              <w:t xml:space="preserve">EXPLAIN YOUR REASONING</w:t>
+            </w:r>
+          </w:p>
+        </w:tc>
+      </w:tr>
+      <w:tr>
+        <w:trPr>
+          <w:cantSplit/>
+        </w:trPr>
+        <w:tc>
+          <w:tcPr>
+            <w:tcW w:type="dxa" w:w="2800"/>
+            <w:tcMar>
+              <w:top w:type="dxa" w:w="80"/>
+              <w:left w:type="dxa" w:w="100"/>
+              <w:bottom w:type="dxa" w:w="80"/>
+              <w:right w:type="dxa" w:w="100"/>
+            </w:tcMar>
+            <w:vAlign w:val="top"/>
+          </w:tcPr>
+          <w:p>
+            <w:pPr>
+              <w:spacing w:after="40" w:before="0"/>
+            </w:pPr>
+            <w:r>
+              <w:rPr>
+                <w:b/>
+                <w:bCs/>
+                <w:color w:val="0F2B3C"/>
+                <w:sz w:val="20"/>
+                <w:szCs w:val="20"/>
+              </w:rPr>
+              <w:t xml:space="preserve">1.  How many fourths (1/4) make 1 whole?</w:t>
+            </w:r>
+          </w:p>
+        </w:tc>
+        <w:tc>
+          <w:tcPr>
+            <w:tcW w:type="dxa" w:w="3560"/>
+            <w:tcMar>
+              <w:top w:type="dxa" w:w="80"/>
+              <w:left w:type="dxa" w:w="100"/>
+              <w:bottom w:type="dxa" w:w="80"/>
+              <w:right w:type="dxa" w:w="100"/>
+            </w:tcMar>
+            <w:vAlign w:val="top"/>
+          </w:tcPr>
+          <w:p>
+            <w:pPr>
+              <w:spacing w:after="50" w:before="0"/>
+            </w:pPr>
+            <w:r>
+              <w:rPr>
+                <w:color w:val="BBBBBB"/>
+                <w:sz w:val="18"/>
+                <w:szCs w:val="18"/>
+              </w:rPr>
+              <w:t xml:space="preserve">____________________________</w:t>
+            </w:r>
+          </w:p>
+          <w:p>
+            <w:pPr>
+              <w:spacing w:after="50" w:before="0"/>
+            </w:pPr>
+            <w:r>
+              <w:rPr>
+                <w:color w:val="BBBBBB"/>
+                <w:sz w:val="18"/>
+                <w:szCs w:val="18"/>
+              </w:rPr>
+              <w:t xml:space="preserve">____________________________</w:t>
+            </w:r>
+          </w:p>
+          <w:p>
+            <w:pPr>
+              <w:spacing w:after="50" w:before="0"/>
+            </w:pPr>
+            <w:r>
+              <w:rPr>
+                <w:color w:val="BBBBBB"/>
+                <w:sz w:val="18"/>
+                <w:szCs w:val="18"/>
+              </w:rPr>
+              <w:t xml:space="preserve">____________________________</w:t>
+            </w:r>
+          </w:p>
+          <w:p>
+            <w:pPr>
+              <w:spacing w:after="50" w:before="0"/>
+            </w:pPr>
+            <w:r>
+              <w:rPr>
+                <w:color w:val="BBBBBB"/>
+                <w:sz w:val="18"/>
+                <w:szCs w:val="18"/>
+              </w:rPr>
+              <w:t xml:space="preserve">____________________________</w:t>
+            </w:r>
+          </w:p>
+        </w:tc>
+        <w:tc>
+          <w:tcPr>
+            <w:tcW w:type="dxa" w:w="3000"/>
+            <w:shd w:fill="FBF3E2" w:color="auto" w:val="clear"/>
+            <w:tcMar>
+              <w:top w:type="dxa" w:w="80"/>
+              <w:left w:type="dxa" w:w="100"/>
+              <w:bottom w:type="dxa" w:w="80"/>
+              <w:right w:type="dxa" w:w="100"/>
+            </w:tcMar>
+            <w:vAlign w:val="top"/>
+          </w:tcPr>
+          <w:p>
+            <w:pPr>
+              <w:spacing w:after="30" w:before="0"/>
+            </w:pPr>
+            <w:r>
+              <w:rPr>
+                <w:b/>
+                <w:bCs/>
+                <w:color w:val="0F2B3C"/>
+                <w:sz w:val="18"/>
+                <w:szCs w:val="18"/>
+              </w:rPr>
+              <w:t xml:space="preserve">Because... ________________</w:t>
+            </w:r>
+          </w:p>
+          <w:p>
+            <w:pPr>
+              <w:spacing w:after="50" w:before="0"/>
+            </w:pPr>
+            <w:r>
+              <w:rPr>
+                <w:color w:val="BBBBBB"/>
+                <w:sz w:val="18"/>
+                <w:szCs w:val="18"/>
+              </w:rPr>
+              <w:t xml:space="preserve">____________________________</w:t>
+            </w:r>
+          </w:p>
+          <w:p>
+            <w:pPr>
+              <w:spacing w:after="30" w:before="40"/>
+            </w:pPr>
+            <w:r>
+              <w:rPr>
+                <w:b/>
+                <w:bCs/>
+                <w:color w:val="1A6FB5"/>
+                <w:sz w:val="18"/>
+                <w:szCs w:val="18"/>
+              </w:rPr>
+              <w:t xml:space="preserve">Although... _______________</w:t>
+            </w:r>
+          </w:p>
+          <w:p>
+            <w:pPr>
+              <w:spacing w:after="50" w:before="0"/>
+            </w:pPr>
+            <w:r>
+              <w:rPr>
+                <w:color w:val="BBBBBB"/>
+                <w:sz w:val="18"/>
+                <w:szCs w:val="18"/>
+              </w:rPr>
+              <w:t xml:space="preserve">____________________________</w:t>
+            </w:r>
+          </w:p>
+          <w:p>
+            <w:pPr>
+              <w:spacing w:after="30" w:before="40"/>
+            </w:pPr>
+            <w:r>
+              <w:rPr>
+                <w:b/>
+                <w:bCs/>
+                <w:color w:val="7A5400"/>
+                <w:sz w:val="18"/>
+                <w:szCs w:val="18"/>
+              </w:rPr>
+              <w:t xml:space="preserve">Therefore... ______________</w:t>
+            </w:r>
+          </w:p>
+          <w:p>
+            <w:pPr>
+              <w:spacing w:after="50" w:before="0"/>
+            </w:pPr>
+            <w:r>
+              <w:rPr>
+                <w:color w:val="BBBBBB"/>
+                <w:sz w:val="18"/>
+                <w:szCs w:val="18"/>
+              </w:rPr>
+              <w:t xml:space="preserve">____________________________</w:t>
+            </w:r>
+          </w:p>
+        </w:tc>
+      </w:tr>
+    </w:tbl>
+    <w:p>
+      <w:pPr>
+        <w:spacing w:after="60" w:before="0"/>
+      </w:pPr>
+      <w:r>
+        <w:t xml:space="preserve"/>
+      </w:r>
+    </w:p>
+    <w:tbl>
+      <w:tblPr>
+        <w:tblW w:type="dxa" w:w="9360"/>
+        <w:tblBorders>
+          <w:top w:val="single" w:color="C7D2DD" w:sz="6"/>
+          <w:left w:val="single" w:color="C7D2DD" w:sz="6"/>
+          <w:bottom w:val="single" w:color="C7D2DD" w:sz="6"/>
+          <w:right w:val="single" w:color="C7D2DD" w:sz="6"/>
+          <w:insideH w:val="single" w:color="C7D2DD" w:sz="6"/>
+          <w:insideV w:val="single" w:color="C7D2DD" w:sz="6"/>
+        </w:tblBorders>
+      </w:tblPr>
+      <w:tblGrid>
+        <w:gridCol w:w="2800"/>
+        <w:gridCol w:w="3560"/>
+        <w:gridCol w:w="3000"/>
+      </w:tblGrid>
+      <w:tr>
+        <w:trPr>
+          <w:cantSplit/>
+          <w:tblHeader/>
+        </w:trPr>
+        <w:tc>
+          <w:tcPr>
+            <w:tcW w:type="dxa" w:w="2800"/>
+            <w:shd w:fill="EEF4F8" w:color="auto" w:val="clear"/>
+            <w:tcMar>
+              <w:top w:type="dxa" w:w="60"/>
+              <w:left w:type="dxa" w:w="100"/>
+              <w:bottom w:type="dxa" w:w="60"/>
+              <w:right w:type="dxa" w:w="100"/>
+            </w:tcMar>
+          </w:tcPr>
+          <w:p>
+            <w:pPr>
+              <w:spacing w:after="0" w:before="0"/>
+            </w:pPr>
+            <w:r>
+              <w:rPr>
+                <w:b/>
+                <w:bCs/>
+                <w:color w:val="0F2B3C"/>
+                <w:sz w:val="16"/>
+                <w:szCs w:val="16"/>
+              </w:rPr>
+              <w:t xml:space="preserve">CORE PROBLEM / GIVEN REPRESENTATION</w:t>
+            </w:r>
+          </w:p>
+        </w:tc>
+        <w:tc>
+          <w:tcPr>
+            <w:tcW w:type="dxa" w:w="3560"/>
+            <w:shd w:fill="EEF4F8" w:color="auto" w:val="clear"/>
+            <w:tcMar>
+              <w:top w:type="dxa" w:w="60"/>
+              <w:left w:type="dxa" w:w="100"/>
+              <w:bottom w:type="dxa" w:w="60"/>
+              <w:right w:type="dxa" w:w="100"/>
+            </w:tcMar>
+          </w:tcPr>
+          <w:p>
+            <w:pPr>
+              <w:spacing w:after="0" w:before="0"/>
+            </w:pPr>
+            <w:r>
+              <w:rPr>
+                <w:b/>
+                <w:bCs/>
+                <w:color w:val="0F2B3C"/>
+                <w:sz w:val="16"/>
+                <w:szCs w:val="16"/>
+              </w:rPr>
+              <w:t xml:space="preserve">WORKING SPACE / CALCULATION STEPS</w:t>
+            </w:r>
+          </w:p>
+        </w:tc>
+        <w:tc>
+          <w:tcPr>
+            <w:tcW w:type="dxa" w:w="3000"/>
+            <w:shd w:fill="FBF3E2" w:color="auto" w:val="clear"/>
+            <w:tcMar>
+              <w:top w:type="dxa" w:w="60"/>
+              <w:left w:type="dxa" w:w="100"/>
+              <w:bottom w:type="dxa" w:w="60"/>
+              <w:right w:type="dxa" w:w="100"/>
+            </w:tcMar>
+          </w:tcPr>
+          <w:p>
+            <w:pPr>
+              <w:spacing w:after="0" w:before="0"/>
+            </w:pPr>
+            <w:r>
+              <w:rPr>
+                <w:b/>
+                <w:bCs/>
+                <w:color w:val="7A5400"/>
+                <w:sz w:val="16"/>
+                <w:szCs w:val="16"/>
+              </w:rPr>
+              <w:t xml:space="preserve">EXPLAIN YOUR REASONING</w:t>
+            </w:r>
+          </w:p>
+        </w:tc>
+      </w:tr>
+      <w:tr>
+        <w:trPr>
+          <w:cantSplit/>
+        </w:trPr>
+        <w:tc>
+          <w:tcPr>
+            <w:tcW w:type="dxa" w:w="2800"/>
+            <w:tcMar>
+              <w:top w:type="dxa" w:w="80"/>
+              <w:left w:type="dxa" w:w="100"/>
+              <w:bottom w:type="dxa" w:w="80"/>
+              <w:right w:type="dxa" w:w="100"/>
+            </w:tcMar>
+            <w:vAlign w:val="top"/>
+          </w:tcPr>
+          <w:p>
+            <w:pPr>
+              <w:spacing w:after="40" w:before="0"/>
+            </w:pPr>
+            <w:r>
+              <w:rPr>
+                <w:b/>
+                <w:bCs/>
+                <w:color w:val="0F2B3C"/>
+                <w:sz w:val="20"/>
+                <w:szCs w:val="20"/>
+              </w:rPr>
+              <w:t xml:space="preserve">2.  15 ÷ 3 means "how many 3s are in 15?" What is it?</w:t>
+            </w:r>
+          </w:p>
+          <w:p>
+            <w:pPr>
+              <w:spacing w:after="0" w:before="0"/>
+            </w:pPr>
+            <w:r>
+              <w:rPr>
+                <w:color w:val="5E6E7E"/>
+                <w:sz w:val="18"/>
+                <w:szCs w:val="18"/>
+              </w:rPr>
+              <w:t xml:space="preserve">Choices: 12   /   18   /   5   /   45</w:t>
+            </w:r>
+          </w:p>
+        </w:tc>
+        <w:tc>
+          <w:tcPr>
+            <w:tcW w:type="dxa" w:w="3560"/>
+            <w:tcMar>
+              <w:top w:type="dxa" w:w="80"/>
+              <w:left w:type="dxa" w:w="100"/>
+              <w:bottom w:type="dxa" w:w="80"/>
+              <w:right w:type="dxa" w:w="100"/>
+            </w:tcMar>
+            <w:vAlign w:val="top"/>
+          </w:tcPr>
+          <w:p>
+            <w:pPr>
+              <w:spacing w:after="50" w:before="0"/>
+            </w:pPr>
+            <w:r>
+              <w:rPr>
+                <w:color w:val="BBBBBB"/>
+                <w:sz w:val="18"/>
+                <w:szCs w:val="18"/>
+              </w:rPr>
+              <w:t xml:space="preserve">____________________________</w:t>
+            </w:r>
+          </w:p>
+          <w:p>
+            <w:pPr>
+              <w:spacing w:after="50" w:before="0"/>
+            </w:pPr>
+            <w:r>
+              <w:rPr>
+                <w:color w:val="BBBBBB"/>
+                <w:sz w:val="18"/>
+                <w:szCs w:val="18"/>
+              </w:rPr>
+              <w:t xml:space="preserve">____________________________</w:t>
+            </w:r>
+          </w:p>
+          <w:p>
+            <w:pPr>
+              <w:spacing w:after="50" w:before="0"/>
+            </w:pPr>
+            <w:r>
+              <w:rPr>
+                <w:color w:val="BBBBBB"/>
+                <w:sz w:val="18"/>
+                <w:szCs w:val="18"/>
+              </w:rPr>
+              <w:t xml:space="preserve">____________________________</w:t>
+            </w:r>
+          </w:p>
+          <w:p>
+            <w:pPr>
+              <w:spacing w:after="50" w:before="0"/>
+            </w:pPr>
+            <w:r>
+              <w:rPr>
+                <w:color w:val="BBBBBB"/>
+                <w:sz w:val="18"/>
+                <w:szCs w:val="18"/>
+              </w:rPr>
+              <w:t xml:space="preserve">____________________________</w:t>
+            </w:r>
+          </w:p>
+        </w:tc>
+        <w:tc>
+          <w:tcPr>
+            <w:tcW w:type="dxa" w:w="3000"/>
+            <w:shd w:fill="FBF3E2" w:color="auto" w:val="clear"/>
+            <w:tcMar>
+              <w:top w:type="dxa" w:w="80"/>
+              <w:left w:type="dxa" w:w="100"/>
+              <w:bottom w:type="dxa" w:w="80"/>
+              <w:right w:type="dxa" w:w="100"/>
+            </w:tcMar>
+            <w:vAlign w:val="top"/>
+          </w:tcPr>
+          <w:p>
+            <w:pPr>
+              <w:spacing w:after="30" w:before="0"/>
+            </w:pPr>
+            <w:r>
+              <w:rPr>
+                <w:b/>
+                <w:bCs/>
+                <w:color w:val="0F2B3C"/>
+                <w:sz w:val="18"/>
+                <w:szCs w:val="18"/>
+              </w:rPr>
+              <w:t xml:space="preserve">Because... ________________</w:t>
+            </w:r>
+          </w:p>
+          <w:p>
+            <w:pPr>
+              <w:spacing w:after="50" w:before="0"/>
+            </w:pPr>
+            <w:r>
+              <w:rPr>
+                <w:color w:val="BBBBBB"/>
+                <w:sz w:val="18"/>
+                <w:szCs w:val="18"/>
+              </w:rPr>
+              <w:t xml:space="preserve">____________________________</w:t>
+            </w:r>
+          </w:p>
+          <w:p>
+            <w:pPr>
+              <w:spacing w:after="30" w:before="40"/>
+            </w:pPr>
+            <w:r>
+              <w:rPr>
+                <w:b/>
+                <w:bCs/>
+                <w:color w:val="1A6FB5"/>
+                <w:sz w:val="18"/>
+                <w:szCs w:val="18"/>
+              </w:rPr>
+              <w:t xml:space="preserve">Although... _______________</w:t>
+            </w:r>
+          </w:p>
+          <w:p>
+            <w:pPr>
+              <w:spacing w:after="50" w:before="0"/>
+            </w:pPr>
+            <w:r>
+              <w:rPr>
+                <w:color w:val="BBBBBB"/>
+                <w:sz w:val="18"/>
+                <w:szCs w:val="18"/>
+              </w:rPr>
+              <w:t xml:space="preserve">____________________________</w:t>
+            </w:r>
+          </w:p>
+          <w:p>
+            <w:pPr>
+              <w:spacing w:after="30" w:before="40"/>
+            </w:pPr>
+            <w:r>
+              <w:rPr>
+                <w:b/>
+                <w:bCs/>
+                <w:color w:val="7A5400"/>
+                <w:sz w:val="18"/>
+                <w:szCs w:val="18"/>
+              </w:rPr>
+              <w:t xml:space="preserve">Therefore... ______________</w:t>
+            </w:r>
+          </w:p>
+          <w:p>
+            <w:pPr>
+              <w:spacing w:after="50" w:before="0"/>
+            </w:pPr>
+            <w:r>
+              <w:rPr>
+                <w:color w:val="BBBBBB"/>
+                <w:sz w:val="18"/>
+                <w:szCs w:val="18"/>
+              </w:rPr>
+              <w:t xml:space="preserve">____________________________</w:t>
+            </w:r>
+          </w:p>
+        </w:tc>
+      </w:tr>
+    </w:tbl>
+    <w:p>
+      <w:pPr>
+        <w:spacing w:after="60" w:before="0"/>
+      </w:pPr>
+      <w:r>
+        <w:t xml:space="preserve"/>
       </w:r>
     </w:p>
     <w:p>
@@ -313,50 +2980,616 @@
         <w:t xml:space="preserve">Stretch right up to fraction division.</w:t>
       </w:r>
     </w:p>
-    <w:p>
-      <w:pPr>
-        <w:spacing w:after="40" w:before="0"/>
-      </w:pPr>
-      <w:r>
-        <w:rPr>
-          <w:sz w:val="22"/>
-          <w:szCs w:val="22"/>
-        </w:rPr>
-        <w:t xml:space="preserve">1.  How many halves (1/2) are in 2 whole pizzas?</w:t>
-      </w:r>
-    </w:p>
-    <w:p>
-      <w:pPr>
-        <w:spacing w:after="80" w:before="0"/>
-      </w:pPr>
-      <w:r>
-        <w:rPr>
-          <w:color w:val="BBBBBB"/>
-        </w:rPr>
-        <w:t xml:space="preserve">____________________________________________________</w:t>
-      </w:r>
-    </w:p>
-    <w:p>
-      <w:pPr>
-        <w:spacing w:after="40" w:before="0"/>
-      </w:pPr>
-      <w:r>
-        <w:rPr>
-          <w:sz w:val="22"/>
-          <w:szCs w:val="22"/>
-        </w:rPr>
-        <w:t xml:space="preserve">2.  How many thirds (1/3) are in 1 whole?</w:t>
-      </w:r>
-    </w:p>
-    <w:p>
-      <w:pPr>
-        <w:spacing w:after="80" w:before="0"/>
-      </w:pPr>
-      <w:r>
-        <w:rPr>
-          <w:color w:val="BBBBBB"/>
-        </w:rPr>
-        <w:t xml:space="preserve">____________________________________________________</w:t>
+    <w:tbl>
+      <w:tblPr>
+        <w:tblW w:type="dxa" w:w="9360"/>
+        <w:tblBorders>
+          <w:top w:val="single" w:color="C7D2DD" w:sz="6"/>
+          <w:left w:val="single" w:color="C7D2DD" w:sz="6"/>
+          <w:bottom w:val="single" w:color="C7D2DD" w:sz="6"/>
+          <w:right w:val="single" w:color="C7D2DD" w:sz="6"/>
+          <w:insideH w:val="single" w:color="C7D2DD" w:sz="6"/>
+          <w:insideV w:val="single" w:color="C7D2DD" w:sz="6"/>
+        </w:tblBorders>
+      </w:tblPr>
+      <w:tblGrid>
+        <w:gridCol w:w="2800"/>
+        <w:gridCol w:w="3560"/>
+        <w:gridCol w:w="3000"/>
+      </w:tblGrid>
+      <w:tr>
+        <w:trPr>
+          <w:cantSplit/>
+          <w:tblHeader/>
+        </w:trPr>
+        <w:tc>
+          <w:tcPr>
+            <w:tcW w:type="dxa" w:w="2800"/>
+            <w:shd w:fill="EEF4F8" w:color="auto" w:val="clear"/>
+            <w:tcMar>
+              <w:top w:type="dxa" w:w="60"/>
+              <w:left w:type="dxa" w:w="100"/>
+              <w:bottom w:type="dxa" w:w="60"/>
+              <w:right w:type="dxa" w:w="100"/>
+            </w:tcMar>
+          </w:tcPr>
+          <w:p>
+            <w:pPr>
+              <w:spacing w:after="0" w:before="0"/>
+            </w:pPr>
+            <w:r>
+              <w:rPr>
+                <w:b/>
+                <w:bCs/>
+                <w:color w:val="0F2B3C"/>
+                <w:sz w:val="16"/>
+                <w:szCs w:val="16"/>
+              </w:rPr>
+              <w:t xml:space="preserve">CORE PROBLEM / GIVEN REPRESENTATION</w:t>
+            </w:r>
+          </w:p>
+        </w:tc>
+        <w:tc>
+          <w:tcPr>
+            <w:tcW w:type="dxa" w:w="3560"/>
+            <w:shd w:fill="EEF4F8" w:color="auto" w:val="clear"/>
+            <w:tcMar>
+              <w:top w:type="dxa" w:w="60"/>
+              <w:left w:type="dxa" w:w="100"/>
+              <w:bottom w:type="dxa" w:w="60"/>
+              <w:right w:type="dxa" w:w="100"/>
+            </w:tcMar>
+          </w:tcPr>
+          <w:p>
+            <w:pPr>
+              <w:spacing w:after="0" w:before="0"/>
+            </w:pPr>
+            <w:r>
+              <w:rPr>
+                <w:b/>
+                <w:bCs/>
+                <w:color w:val="0F2B3C"/>
+                <w:sz w:val="16"/>
+                <w:szCs w:val="16"/>
+              </w:rPr>
+              <w:t xml:space="preserve">WORKING SPACE / CALCULATION STEPS</w:t>
+            </w:r>
+          </w:p>
+        </w:tc>
+        <w:tc>
+          <w:tcPr>
+            <w:tcW w:type="dxa" w:w="3000"/>
+            <w:shd w:fill="FBF3E2" w:color="auto" w:val="clear"/>
+            <w:tcMar>
+              <w:top w:type="dxa" w:w="60"/>
+              <w:left w:type="dxa" w:w="100"/>
+              <w:bottom w:type="dxa" w:w="60"/>
+              <w:right w:type="dxa" w:w="100"/>
+            </w:tcMar>
+          </w:tcPr>
+          <w:p>
+            <w:pPr>
+              <w:spacing w:after="0" w:before="0"/>
+            </w:pPr>
+            <w:r>
+              <w:rPr>
+                <w:b/>
+                <w:bCs/>
+                <w:color w:val="7A5400"/>
+                <w:sz w:val="16"/>
+                <w:szCs w:val="16"/>
+              </w:rPr>
+              <w:t xml:space="preserve">EXPLAIN YOUR REASONING</w:t>
+            </w:r>
+          </w:p>
+        </w:tc>
+      </w:tr>
+      <w:tr>
+        <w:trPr>
+          <w:cantSplit/>
+        </w:trPr>
+        <w:tc>
+          <w:tcPr>
+            <w:tcW w:type="dxa" w:w="2800"/>
+            <w:tcMar>
+              <w:top w:type="dxa" w:w="80"/>
+              <w:left w:type="dxa" w:w="100"/>
+              <w:bottom w:type="dxa" w:w="80"/>
+              <w:right w:type="dxa" w:w="100"/>
+            </w:tcMar>
+            <w:vAlign w:val="top"/>
+          </w:tcPr>
+          <w:p>
+            <w:pPr>
+              <w:spacing w:after="40" w:before="0"/>
+            </w:pPr>
+            <w:r>
+              <w:rPr>
+                <w:b/>
+                <w:bCs/>
+                <w:color w:val="0F2B3C"/>
+                <w:sz w:val="20"/>
+                <w:szCs w:val="20"/>
+              </w:rPr>
+              <w:t xml:space="preserve">1.  How many halves (1/2) are in 2 whole pizzas?</w:t>
+            </w:r>
+          </w:p>
+        </w:tc>
+        <w:tc>
+          <w:tcPr>
+            <w:tcW w:type="dxa" w:w="3560"/>
+            <w:tcMar>
+              <w:top w:type="dxa" w:w="80"/>
+              <w:left w:type="dxa" w:w="100"/>
+              <w:bottom w:type="dxa" w:w="80"/>
+              <w:right w:type="dxa" w:w="100"/>
+            </w:tcMar>
+            <w:vAlign w:val="top"/>
+          </w:tcPr>
+          <w:p>
+            <w:pPr>
+              <w:spacing w:after="50" w:before="0"/>
+            </w:pPr>
+            <w:r>
+              <w:rPr>
+                <w:color w:val="BBBBBB"/>
+                <w:sz w:val="18"/>
+                <w:szCs w:val="18"/>
+              </w:rPr>
+              <w:t xml:space="preserve">____________________________</w:t>
+            </w:r>
+          </w:p>
+          <w:p>
+            <w:pPr>
+              <w:spacing w:after="50" w:before="0"/>
+            </w:pPr>
+            <w:r>
+              <w:rPr>
+                <w:color w:val="BBBBBB"/>
+                <w:sz w:val="18"/>
+                <w:szCs w:val="18"/>
+              </w:rPr>
+              <w:t xml:space="preserve">____________________________</w:t>
+            </w:r>
+          </w:p>
+          <w:p>
+            <w:pPr>
+              <w:spacing w:after="50" w:before="0"/>
+            </w:pPr>
+            <w:r>
+              <w:rPr>
+                <w:color w:val="BBBBBB"/>
+                <w:sz w:val="18"/>
+                <w:szCs w:val="18"/>
+              </w:rPr>
+              <w:t xml:space="preserve">____________________________</w:t>
+            </w:r>
+          </w:p>
+          <w:p>
+            <w:pPr>
+              <w:spacing w:after="50" w:before="0"/>
+            </w:pPr>
+            <w:r>
+              <w:rPr>
+                <w:color w:val="BBBBBB"/>
+                <w:sz w:val="18"/>
+                <w:szCs w:val="18"/>
+              </w:rPr>
+              <w:t xml:space="preserve">____________________________</w:t>
+            </w:r>
+          </w:p>
+        </w:tc>
+        <w:tc>
+          <w:tcPr>
+            <w:tcW w:type="dxa" w:w="3000"/>
+            <w:shd w:fill="FBF3E2" w:color="auto" w:val="clear"/>
+            <w:tcMar>
+              <w:top w:type="dxa" w:w="80"/>
+              <w:left w:type="dxa" w:w="100"/>
+              <w:bottom w:type="dxa" w:w="80"/>
+              <w:right w:type="dxa" w:w="100"/>
+            </w:tcMar>
+            <w:vAlign w:val="top"/>
+          </w:tcPr>
+          <w:p>
+            <w:pPr>
+              <w:spacing w:after="30" w:before="0"/>
+            </w:pPr>
+            <w:r>
+              <w:rPr>
+                <w:b/>
+                <w:bCs/>
+                <w:color w:val="0F2B3C"/>
+                <w:sz w:val="18"/>
+                <w:szCs w:val="18"/>
+              </w:rPr>
+              <w:t xml:space="preserve">Because... ________________</w:t>
+            </w:r>
+          </w:p>
+          <w:p>
+            <w:pPr>
+              <w:spacing w:after="50" w:before="0"/>
+            </w:pPr>
+            <w:r>
+              <w:rPr>
+                <w:color w:val="BBBBBB"/>
+                <w:sz w:val="18"/>
+                <w:szCs w:val="18"/>
+              </w:rPr>
+              <w:t xml:space="preserve">____________________________</w:t>
+            </w:r>
+          </w:p>
+          <w:p>
+            <w:pPr>
+              <w:spacing w:after="30" w:before="40"/>
+            </w:pPr>
+            <w:r>
+              <w:rPr>
+                <w:b/>
+                <w:bCs/>
+                <w:color w:val="1A6FB5"/>
+                <w:sz w:val="18"/>
+                <w:szCs w:val="18"/>
+              </w:rPr>
+              <w:t xml:space="preserve">Although... _______________</w:t>
+            </w:r>
+          </w:p>
+          <w:p>
+            <w:pPr>
+              <w:spacing w:after="50" w:before="0"/>
+            </w:pPr>
+            <w:r>
+              <w:rPr>
+                <w:color w:val="BBBBBB"/>
+                <w:sz w:val="18"/>
+                <w:szCs w:val="18"/>
+              </w:rPr>
+              <w:t xml:space="preserve">____________________________</w:t>
+            </w:r>
+          </w:p>
+          <w:p>
+            <w:pPr>
+              <w:spacing w:after="30" w:before="40"/>
+            </w:pPr>
+            <w:r>
+              <w:rPr>
+                <w:b/>
+                <w:bCs/>
+                <w:color w:val="7A5400"/>
+                <w:sz w:val="18"/>
+                <w:szCs w:val="18"/>
+              </w:rPr>
+              <w:t xml:space="preserve">Therefore... ______________</w:t>
+            </w:r>
+          </w:p>
+          <w:p>
+            <w:pPr>
+              <w:spacing w:after="50" w:before="0"/>
+            </w:pPr>
+            <w:r>
+              <w:rPr>
+                <w:color w:val="BBBBBB"/>
+                <w:sz w:val="18"/>
+                <w:szCs w:val="18"/>
+              </w:rPr>
+              <w:t xml:space="preserve">____________________________</w:t>
+            </w:r>
+          </w:p>
+        </w:tc>
+      </w:tr>
+    </w:tbl>
+    <w:p>
+      <w:pPr>
+        <w:spacing w:after="60" w:before="0"/>
+      </w:pPr>
+      <w:r>
+        <w:t xml:space="preserve"/>
+      </w:r>
+    </w:p>
+    <w:tbl>
+      <w:tblPr>
+        <w:tblW w:type="dxa" w:w="9360"/>
+        <w:tblBorders>
+          <w:top w:val="single" w:color="C7D2DD" w:sz="6"/>
+          <w:left w:val="single" w:color="C7D2DD" w:sz="6"/>
+          <w:bottom w:val="single" w:color="C7D2DD" w:sz="6"/>
+          <w:right w:val="single" w:color="C7D2DD" w:sz="6"/>
+          <w:insideH w:val="single" w:color="C7D2DD" w:sz="6"/>
+          <w:insideV w:val="single" w:color="C7D2DD" w:sz="6"/>
+        </w:tblBorders>
+      </w:tblPr>
+      <w:tblGrid>
+        <w:gridCol w:w="2800"/>
+        <w:gridCol w:w="3560"/>
+        <w:gridCol w:w="3000"/>
+      </w:tblGrid>
+      <w:tr>
+        <w:trPr>
+          <w:cantSplit/>
+          <w:tblHeader/>
+        </w:trPr>
+        <w:tc>
+          <w:tcPr>
+            <w:tcW w:type="dxa" w:w="2800"/>
+            <w:shd w:fill="EEF4F8" w:color="auto" w:val="clear"/>
+            <w:tcMar>
+              <w:top w:type="dxa" w:w="60"/>
+              <w:left w:type="dxa" w:w="100"/>
+              <w:bottom w:type="dxa" w:w="60"/>
+              <w:right w:type="dxa" w:w="100"/>
+            </w:tcMar>
+          </w:tcPr>
+          <w:p>
+            <w:pPr>
+              <w:spacing w:after="0" w:before="0"/>
+            </w:pPr>
+            <w:r>
+              <w:rPr>
+                <w:b/>
+                <w:bCs/>
+                <w:color w:val="0F2B3C"/>
+                <w:sz w:val="16"/>
+                <w:szCs w:val="16"/>
+              </w:rPr>
+              <w:t xml:space="preserve">CORE PROBLEM / GIVEN REPRESENTATION</w:t>
+            </w:r>
+          </w:p>
+        </w:tc>
+        <w:tc>
+          <w:tcPr>
+            <w:tcW w:type="dxa" w:w="3560"/>
+            <w:shd w:fill="EEF4F8" w:color="auto" w:val="clear"/>
+            <w:tcMar>
+              <w:top w:type="dxa" w:w="60"/>
+              <w:left w:type="dxa" w:w="100"/>
+              <w:bottom w:type="dxa" w:w="60"/>
+              <w:right w:type="dxa" w:w="100"/>
+            </w:tcMar>
+          </w:tcPr>
+          <w:p>
+            <w:pPr>
+              <w:spacing w:after="0" w:before="0"/>
+            </w:pPr>
+            <w:r>
+              <w:rPr>
+                <w:b/>
+                <w:bCs/>
+                <w:color w:val="0F2B3C"/>
+                <w:sz w:val="16"/>
+                <w:szCs w:val="16"/>
+              </w:rPr>
+              <w:t xml:space="preserve">WORKING SPACE / CALCULATION STEPS</w:t>
+            </w:r>
+          </w:p>
+        </w:tc>
+        <w:tc>
+          <w:tcPr>
+            <w:tcW w:type="dxa" w:w="3000"/>
+            <w:shd w:fill="FBF3E2" w:color="auto" w:val="clear"/>
+            <w:tcMar>
+              <w:top w:type="dxa" w:w="60"/>
+              <w:left w:type="dxa" w:w="100"/>
+              <w:bottom w:type="dxa" w:w="60"/>
+              <w:right w:type="dxa" w:w="100"/>
+            </w:tcMar>
+          </w:tcPr>
+          <w:p>
+            <w:pPr>
+              <w:spacing w:after="0" w:before="0"/>
+            </w:pPr>
+            <w:r>
+              <w:rPr>
+                <w:b/>
+                <w:bCs/>
+                <w:color w:val="7A5400"/>
+                <w:sz w:val="16"/>
+                <w:szCs w:val="16"/>
+              </w:rPr>
+              <w:t xml:space="preserve">EXPLAIN YOUR REASONING</w:t>
+            </w:r>
+          </w:p>
+        </w:tc>
+      </w:tr>
+      <w:tr>
+        <w:trPr>
+          <w:cantSplit/>
+        </w:trPr>
+        <w:tc>
+          <w:tcPr>
+            <w:tcW w:type="dxa" w:w="2800"/>
+            <w:tcMar>
+              <w:top w:type="dxa" w:w="80"/>
+              <w:left w:type="dxa" w:w="100"/>
+              <w:bottom w:type="dxa" w:w="80"/>
+              <w:right w:type="dxa" w:w="100"/>
+            </w:tcMar>
+            <w:vAlign w:val="top"/>
+          </w:tcPr>
+          <w:p>
+            <w:pPr>
+              <w:spacing w:after="40" w:before="0"/>
+            </w:pPr>
+            <w:r>
+              <w:rPr>
+                <w:b/>
+                <w:bCs/>
+                <w:color w:val="0F2B3C"/>
+                <w:sz w:val="20"/>
+                <w:szCs w:val="20"/>
+              </w:rPr>
+              <w:t xml:space="preserve">2.  How many thirds (1/3) are in 1 whole?</w:t>
+            </w:r>
+          </w:p>
+        </w:tc>
+        <w:tc>
+          <w:tcPr>
+            <w:tcW w:type="dxa" w:w="3560"/>
+            <w:tcMar>
+              <w:top w:type="dxa" w:w="80"/>
+              <w:left w:type="dxa" w:w="100"/>
+              <w:bottom w:type="dxa" w:w="80"/>
+              <w:right w:type="dxa" w:w="100"/>
+            </w:tcMar>
+            <w:vAlign w:val="top"/>
+          </w:tcPr>
+          <w:p>
+            <w:pPr>
+              <w:spacing w:after="50" w:before="0"/>
+            </w:pPr>
+            <w:r>
+              <w:rPr>
+                <w:color w:val="BBBBBB"/>
+                <w:sz w:val="18"/>
+                <w:szCs w:val="18"/>
+              </w:rPr>
+              <w:t xml:space="preserve">____________________________</w:t>
+            </w:r>
+          </w:p>
+          <w:p>
+            <w:pPr>
+              <w:spacing w:after="50" w:before="0"/>
+            </w:pPr>
+            <w:r>
+              <w:rPr>
+                <w:color w:val="BBBBBB"/>
+                <w:sz w:val="18"/>
+                <w:szCs w:val="18"/>
+              </w:rPr>
+              <w:t xml:space="preserve">____________________________</w:t>
+            </w:r>
+          </w:p>
+          <w:p>
+            <w:pPr>
+              <w:spacing w:after="50" w:before="0"/>
+            </w:pPr>
+            <w:r>
+              <w:rPr>
+                <w:color w:val="BBBBBB"/>
+                <w:sz w:val="18"/>
+                <w:szCs w:val="18"/>
+              </w:rPr>
+              <w:t xml:space="preserve">____________________________</w:t>
+            </w:r>
+          </w:p>
+          <w:p>
+            <w:pPr>
+              <w:spacing w:after="50" w:before="0"/>
+            </w:pPr>
+            <w:r>
+              <w:rPr>
+                <w:color w:val="BBBBBB"/>
+                <w:sz w:val="18"/>
+                <w:szCs w:val="18"/>
+              </w:rPr>
+              <w:t xml:space="preserve">____________________________</w:t>
+            </w:r>
+          </w:p>
+        </w:tc>
+        <w:tc>
+          <w:tcPr>
+            <w:tcW w:type="dxa" w:w="3000"/>
+            <w:shd w:fill="FBF3E2" w:color="auto" w:val="clear"/>
+            <w:tcMar>
+              <w:top w:type="dxa" w:w="80"/>
+              <w:left w:type="dxa" w:w="100"/>
+              <w:bottom w:type="dxa" w:w="80"/>
+              <w:right w:type="dxa" w:w="100"/>
+            </w:tcMar>
+            <w:vAlign w:val="top"/>
+          </w:tcPr>
+          <w:p>
+            <w:pPr>
+              <w:spacing w:after="30" w:before="0"/>
+            </w:pPr>
+            <w:r>
+              <w:rPr>
+                <w:b/>
+                <w:bCs/>
+                <w:color w:val="0F2B3C"/>
+                <w:sz w:val="18"/>
+                <w:szCs w:val="18"/>
+              </w:rPr>
+              <w:t xml:space="preserve">Because... ________________</w:t>
+            </w:r>
+          </w:p>
+          <w:p>
+            <w:pPr>
+              <w:spacing w:after="50" w:before="0"/>
+            </w:pPr>
+            <w:r>
+              <w:rPr>
+                <w:color w:val="BBBBBB"/>
+                <w:sz w:val="18"/>
+                <w:szCs w:val="18"/>
+              </w:rPr>
+              <w:t xml:space="preserve">____________________________</w:t>
+            </w:r>
+          </w:p>
+          <w:p>
+            <w:pPr>
+              <w:spacing w:after="30" w:before="40"/>
+            </w:pPr>
+            <w:r>
+              <w:rPr>
+                <w:b/>
+                <w:bCs/>
+                <w:color w:val="1A6FB5"/>
+                <w:sz w:val="18"/>
+                <w:szCs w:val="18"/>
+              </w:rPr>
+              <w:t xml:space="preserve">Although... _______________</w:t>
+            </w:r>
+          </w:p>
+          <w:p>
+            <w:pPr>
+              <w:spacing w:after="50" w:before="0"/>
+            </w:pPr>
+            <w:r>
+              <w:rPr>
+                <w:color w:val="BBBBBB"/>
+                <w:sz w:val="18"/>
+                <w:szCs w:val="18"/>
+              </w:rPr>
+              <w:t xml:space="preserve">____________________________</w:t>
+            </w:r>
+          </w:p>
+          <w:p>
+            <w:pPr>
+              <w:spacing w:after="30" w:before="40"/>
+            </w:pPr>
+            <w:r>
+              <w:rPr>
+                <w:b/>
+                <w:bCs/>
+                <w:color w:val="7A5400"/>
+                <w:sz w:val="18"/>
+                <w:szCs w:val="18"/>
+              </w:rPr>
+              <w:t xml:space="preserve">Therefore... ______________</w:t>
+            </w:r>
+          </w:p>
+          <w:p>
+            <w:pPr>
+              <w:spacing w:after="50" w:before="0"/>
+            </w:pPr>
+            <w:r>
+              <w:rPr>
+                <w:color w:val="BBBBBB"/>
+                <w:sz w:val="18"/>
+                <w:szCs w:val="18"/>
+              </w:rPr>
+              <w:t xml:space="preserve">____________________________</w:t>
+            </w:r>
+          </w:p>
+        </w:tc>
+      </w:tr>
+    </w:tbl>
+    <w:p>
+      <w:pPr>
+        <w:spacing w:after="60" w:before="0"/>
+      </w:pPr>
+      <w:r>
+        <w:t xml:space="preserve"/>
       </w:r>
     </w:p>
     <w:p>
@@ -433,6 +3666,141 @@
         <w:t xml:space="preserve">____________________________________________________</w:t>
       </w:r>
     </w:p>
+    <w:tbl>
+      <w:tblPr>
+        <w:tblW w:type="dxa" w:w="9360"/>
+        <w:tblBorders>
+          <w:top w:val="single" w:color="C7D2DD" w:sz="6"/>
+          <w:left w:val="single" w:color="C7D2DD" w:sz="6"/>
+          <w:bottom w:val="single" w:color="C7D2DD" w:sz="6"/>
+          <w:right w:val="single" w:color="C7D2DD" w:sz="6"/>
+          <w:insideH w:val="single" w:color="C7D2DD" w:sz="6"/>
+          <w:insideV w:val="single" w:color="C7D2DD" w:sz="6"/>
+        </w:tblBorders>
+      </w:tblPr>
+      <w:tblGrid>
+        <w:gridCol w:w="3120"/>
+        <w:gridCol w:w="3120"/>
+        <w:gridCol w:w="3120"/>
+      </w:tblGrid>
+      <w:tr>
+        <w:trPr>
+          <w:cantSplit/>
+          <w:tblHeader/>
+        </w:trPr>
+        <w:tc>
+          <w:tcPr>
+            <w:tcW w:type="dxa" w:w="9360"/>
+            <w:gridSpan w:val="3"/>
+            <w:shd w:fill="EEF4F8" w:color="auto" w:val="clear"/>
+            <w:tcMar>
+              <w:top w:type="dxa" w:w="60"/>
+              <w:left w:type="dxa" w:w="100"/>
+              <w:bottom w:type="dxa" w:w="60"/>
+              <w:right w:type="dxa" w:w="100"/>
+            </w:tcMar>
+          </w:tcPr>
+          <w:p>
+            <w:pPr>
+              <w:spacing w:after="0" w:before="0"/>
+            </w:pPr>
+            <w:r>
+              <w:rPr>
+                <w:b/>
+                <w:bCs/>
+                <w:color w:val="0F2B3C"/>
+                <w:sz w:val="18"/>
+                <w:szCs w:val="18"/>
+              </w:rPr>
+              <w:t xml:space="preserve">EXIT CHECK · 3-POINT SELF-ASSESSMENT CHECKLIST</w:t>
+            </w:r>
+          </w:p>
+        </w:tc>
+      </w:tr>
+      <w:tr>
+        <w:trPr>
+          <w:cantSplit/>
+        </w:trPr>
+        <w:tc>
+          <w:tcPr>
+            <w:tcW w:type="dxa" w:w="3120"/>
+            <w:tcMar>
+              <w:top w:type="dxa" w:w="80"/>
+              <w:left w:type="dxa" w:w="100"/>
+              <w:bottom w:type="dxa" w:w="80"/>
+              <w:right w:type="dxa" w:w="100"/>
+            </w:tcMar>
+          </w:tcPr>
+          <w:p>
+            <w:pPr>
+              <w:spacing w:after="0" w:before="0"/>
+            </w:pPr>
+            <w:r>
+              <w:rPr>
+                <w:b/>
+                <w:bCs/>
+                <w:color w:val="0F2B3C"/>
+                <w:sz w:val="18"/>
+                <w:szCs w:val="18"/>
+              </w:rPr>
+              <w:t xml:space="preserve">☐ 1. Units &amp; Labels Verified</w:t>
+            </w:r>
+          </w:p>
+        </w:tc>
+        <w:tc>
+          <w:tcPr>
+            <w:tcW w:type="dxa" w:w="3120"/>
+            <w:tcMar>
+              <w:top w:type="dxa" w:w="80"/>
+              <w:left w:type="dxa" w:w="100"/>
+              <w:bottom w:type="dxa" w:w="80"/>
+              <w:right w:type="dxa" w:w="100"/>
+            </w:tcMar>
+          </w:tcPr>
+          <w:p>
+            <w:pPr>
+              <w:spacing w:after="0" w:before="0"/>
+            </w:pPr>
+            <w:r>
+              <w:rPr>
+                <w:b/>
+                <w:bCs/>
+                <w:color w:val="0F2B3C"/>
+                <w:sz w:val="18"/>
+                <w:szCs w:val="18"/>
+              </w:rPr>
+              <w:t xml:space="preserve">☐ 2. Reasoning Stated (Because / Although / Therefore)</w:t>
+            </w:r>
+          </w:p>
+        </w:tc>
+        <w:tc>
+          <w:tcPr>
+            <w:tcW w:type="dxa" w:w="3120"/>
+            <w:tcMar>
+              <w:top w:type="dxa" w:w="80"/>
+              <w:left w:type="dxa" w:w="100"/>
+              <w:bottom w:type="dxa" w:w="80"/>
+              <w:right w:type="dxa" w:w="100"/>
+            </w:tcMar>
+          </w:tcPr>
+          <w:p>
+            <w:pPr>
+              <w:spacing w:after="0" w:before="0"/>
+            </w:pPr>
+            <w:r>
+              <w:rPr>
+                <w:b/>
+                <w:bCs/>
+                <w:color w:val="0F2B3C"/>
+                <w:sz w:val="18"/>
+                <w:szCs w:val="18"/>
+              </w:rPr>
+              <w:t xml:space="preserve">☐ 3. Calculations Double-Checked</w:t>
+            </w:r>
+          </w:p>
+        </w:tc>
+      </w:tr>
+    </w:tbl>
     <w:p>
       <w:pPr>
         <w:spacing w:after="60" w:before="120"/>
